--- a/WebContent/docx/乳腺癌56基因检测报告-单样本-三峡.docx
+++ b/WebContent/docx/乳腺癌56基因检测报告-单样本-三峡.docx
@@ -2261,9 +2261,9 @@
           <w:shd w:val="clear" w:color="auto" w:fill="17365D"/>
         </w:rPr>
       </w:pPr>
-      <w:bookmarkStart w:id="0" w:name="_Toc526855031"/>
-      <w:bookmarkStart w:id="1" w:name="_Toc527112379"/>
-      <w:bookmarkStart w:id="2" w:name="_Toc534637492"/>
+      <w:bookmarkStart w:id="0" w:name="_Toc527112379"/>
+      <w:bookmarkStart w:id="1" w:name="_Toc534637492"/>
+      <w:bookmarkStart w:id="2" w:name="_Toc526855031"/>
       <w:r>
         <w:rPr>
           <w:rFonts w:hint="eastAsia" w:ascii="微软雅黑" w:hAnsi="微软雅黑" w:eastAsia="微软雅黑" w:cs="微软雅黑"/>
@@ -2341,6 +2341,7 @@
             <w:insideH w:val="single" w:color="243F61" w:themeColor="accent1" w:themeShade="7F" w:sz="6" w:space="0"/>
             <w:insideV w:val="single" w:color="243F61" w:themeColor="accent1" w:themeShade="7F" w:sz="6" w:space="0"/>
           </w:tblBorders>
+          <w:shd w:val="clear" w:color="auto" w:fill="auto"/>
           <w:tblCellMar>
             <w:top w:w="0" w:type="dxa"/>
             <w:left w:w="0" w:type="dxa"/>
@@ -2437,7 +2438,6 @@
             <w:insideH w:val="single" w:color="243F61" w:themeColor="accent1" w:themeShade="7F" w:sz="6" w:space="0"/>
             <w:insideV w:val="single" w:color="243F61" w:themeColor="accent1" w:themeShade="7F" w:sz="6" w:space="0"/>
           </w:tblBorders>
-          <w:shd w:val="clear" w:color="auto" w:fill="auto"/>
           <w:tblCellMar>
             <w:top w:w="0" w:type="dxa"/>
             <w:left w:w="0" w:type="dxa"/>
@@ -2585,6 +2585,462 @@
                 <w:lang w:eastAsia="zh-CN" w:bidi="ar"/>
               </w:rPr>
               <w:t>}}</w:t>
+            </w:r>
+          </w:p>
+        </w:tc>
+      </w:tr>
+      <w:tr>
+        <w:tblPrEx>
+          <w:tblBorders>
+            <w:top w:val="single" w:color="243F61" w:themeColor="accent1" w:themeShade="7F" w:sz="24" w:space="0"/>
+            <w:left w:val="none" w:color="auto" w:sz="0" w:space="0"/>
+            <w:bottom w:val="single" w:color="243F61" w:themeColor="accent1" w:themeShade="7F" w:sz="6" w:space="0"/>
+            <w:right w:val="none" w:color="auto" w:sz="0" w:space="0"/>
+            <w:insideH w:val="single" w:color="243F61" w:themeColor="accent1" w:themeShade="7F" w:sz="6" w:space="0"/>
+            <w:insideV w:val="single" w:color="243F61" w:themeColor="accent1" w:themeShade="7F" w:sz="6" w:space="0"/>
+          </w:tblBorders>
+          <w:tblCellMar>
+            <w:top w:w="0" w:type="dxa"/>
+            <w:left w:w="0" w:type="dxa"/>
+            <w:bottom w:w="0" w:type="dxa"/>
+            <w:right w:w="0" w:type="dxa"/>
+          </w:tblCellMar>
+        </w:tblPrEx>
+        <w:trPr>
+          <w:trHeight w:val="490" w:hRule="atLeast"/>
+          <w:jc w:val="center"/>
+        </w:trPr>
+        <w:tc>
+          <w:tcPr>
+            <w:tcW w:w="9558" w:type="dxa"/>
+            <w:gridSpan w:val="2"/>
+            <w:tcBorders>
+              <w:tl2br w:val="nil"/>
+              <w:tr2bl w:val="nil"/>
+            </w:tcBorders>
+            <w:shd w:val="clear" w:color="auto" w:fill="auto"/>
+            <w:vAlign w:val="center"/>
+          </w:tcPr>
+          <w:p>
+            <w:pPr>
+              <w:pStyle w:val="33"/>
+              <w:spacing w:before="77"/>
+              <w:ind w:left="119" w:leftChars="0" w:right="119" w:rightChars="0"/>
+              <w:jc w:val="left"/>
+              <w:rPr>
+                <w:rFonts w:ascii="Times New Roman" w:hAnsi="Times New Roman" w:eastAsia="微软雅黑" w:cs="Times New Roman"/>
+                <w:b w:val="0"/>
+                <w:bCs w:val="0"/>
+                <w:sz w:val="21"/>
+                <w:szCs w:val="21"/>
+                <w:highlight w:val="none"/>
+                <w:lang w:val="en-US" w:eastAsia="zh-CN" w:bidi="ar-SA"/>
+              </w:rPr>
+            </w:pPr>
+            <w:r>
+              <w:rPr>
+                <w:rFonts w:hint="eastAsia" w:ascii="Times New Roman" w:hAnsi="Times New Roman" w:eastAsia="微软雅黑" w:cs="Times New Roman"/>
+                <w:b w:val="0"/>
+                <w:bCs w:val="0"/>
+                <w:sz w:val="21"/>
+                <w:szCs w:val="21"/>
+                <w:highlight w:val="none"/>
+                <w:lang w:val="en-US" w:eastAsia="zh-CN" w:bidi="ar-SA"/>
+              </w:rPr>
+              <w:t>{%tr if PDInfo != undefined %}</w:t>
+            </w:r>
+          </w:p>
+        </w:tc>
+      </w:tr>
+      <w:tr>
+        <w:tblPrEx>
+          <w:tblBorders>
+            <w:top w:val="single" w:color="243F61" w:themeColor="accent1" w:themeShade="7F" w:sz="24" w:space="0"/>
+            <w:left w:val="none" w:color="auto" w:sz="0" w:space="0"/>
+            <w:bottom w:val="single" w:color="243F61" w:themeColor="accent1" w:themeShade="7F" w:sz="6" w:space="0"/>
+            <w:right w:val="none" w:color="auto" w:sz="0" w:space="0"/>
+            <w:insideH w:val="single" w:color="243F61" w:themeColor="accent1" w:themeShade="7F" w:sz="6" w:space="0"/>
+            <w:insideV w:val="single" w:color="243F61" w:themeColor="accent1" w:themeShade="7F" w:sz="6" w:space="0"/>
+          </w:tblBorders>
+          <w:tblCellMar>
+            <w:top w:w="0" w:type="dxa"/>
+            <w:left w:w="0" w:type="dxa"/>
+            <w:bottom w:w="0" w:type="dxa"/>
+            <w:right w:w="0" w:type="dxa"/>
+          </w:tblCellMar>
+        </w:tblPrEx>
+        <w:trPr>
+          <w:trHeight w:val="490" w:hRule="atLeast"/>
+          <w:jc w:val="center"/>
+        </w:trPr>
+        <w:tc>
+          <w:tcPr>
+            <w:tcW w:w="3876" w:type="dxa"/>
+            <w:tcBorders>
+              <w:tl2br w:val="nil"/>
+              <w:tr2bl w:val="nil"/>
+            </w:tcBorders>
+            <w:shd w:val="clear" w:color="auto" w:fill="auto"/>
+            <w:vAlign w:val="center"/>
+          </w:tcPr>
+          <w:p>
+            <w:pPr>
+              <w:pStyle w:val="33"/>
+              <w:ind w:left="119" w:leftChars="0"/>
+              <w:rPr>
+                <w:rFonts w:ascii="Times New Roman" w:hAnsi="Times New Roman" w:eastAsia="微软雅黑" w:cs="Times New Roman"/>
+                <w:b w:val="0"/>
+                <w:bCs w:val="0"/>
+                <w:sz w:val="21"/>
+                <w:szCs w:val="21"/>
+                <w:highlight w:val="none"/>
+                <w:lang w:val="en-US" w:eastAsia="zh-CN" w:bidi="ar-SA"/>
+              </w:rPr>
+            </w:pPr>
+            <w:r>
+              <w:rPr>
+                <w:rFonts w:ascii="Times New Roman" w:hAnsi="Times New Roman" w:eastAsia="微软雅黑" w:cs="Times New Roman"/>
+                <w:b w:val="0"/>
+                <w:bCs w:val="0"/>
+                <w:sz w:val="21"/>
+                <w:szCs w:val="21"/>
+                <w:highlight w:val="none"/>
+              </w:rPr>
+              <w:t>PD-L1蛋白表达水平</w:t>
+            </w:r>
+            <w:r>
+              <w:rPr>
+                <w:rFonts w:ascii="Times New Roman" w:hAnsi="Times New Roman" w:eastAsia="微软雅黑" w:cs="Times New Roman"/>
+                <w:b w:val="0"/>
+                <w:bCs w:val="0"/>
+                <w:sz w:val="21"/>
+                <w:szCs w:val="21"/>
+                <w:highlight w:val="none"/>
+              </w:rPr>
+              <w:tab/>
+            </w:r>
+          </w:p>
+        </w:tc>
+        <w:tc>
+          <w:tcPr>
+            <w:tcW w:w="5682" w:type="dxa"/>
+            <w:tcBorders>
+              <w:tl2br w:val="nil"/>
+              <w:tr2bl w:val="nil"/>
+            </w:tcBorders>
+            <w:shd w:val="clear" w:color="auto" w:fill="auto"/>
+            <w:vAlign w:val="center"/>
+          </w:tcPr>
+          <w:p>
+            <w:pPr>
+              <w:pStyle w:val="33"/>
+              <w:keepNext w:val="0"/>
+              <w:keepLines w:val="0"/>
+              <w:pageBreakBefore w:val="0"/>
+              <w:widowControl w:val="0"/>
+              <w:kinsoku/>
+              <w:wordWrap/>
+              <w:overflowPunct/>
+              <w:topLinePunct w:val="0"/>
+              <w:autoSpaceDE/>
+              <w:autoSpaceDN/>
+              <w:bidi w:val="0"/>
+              <w:adjustRightInd/>
+              <w:snapToGrid/>
+              <w:ind w:left="119" w:leftChars="0" w:right="119" w:rightChars="0"/>
+              <w:jc w:val="left"/>
+              <w:textAlignment w:val="auto"/>
+              <w:rPr>
+                <w:rFonts w:ascii="Times New Roman" w:hAnsi="Times New Roman" w:eastAsia="微软雅黑" w:cs="Times New Roman"/>
+                <w:b w:val="0"/>
+                <w:bCs w:val="0"/>
+                <w:sz w:val="21"/>
+                <w:szCs w:val="21"/>
+                <w:highlight w:val="none"/>
+                <w:lang w:val="en-US" w:eastAsia="zh-CN" w:bidi="ar-SA"/>
+              </w:rPr>
+            </w:pPr>
+            <w:r>
+              <w:rPr>
+                <w:rFonts w:hint="eastAsia" w:ascii="Times New Roman" w:hAnsi="Times New Roman" w:eastAsia="微软雅黑" w:cs="Times New Roman"/>
+                <w:b w:val="0"/>
+                <w:bCs w:val="0"/>
+                <w:color w:val="auto"/>
+                <w:sz w:val="21"/>
+                <w:szCs w:val="21"/>
+                <w:highlight w:val="none"/>
+                <w:lang w:eastAsia="zh-CN"/>
+              </w:rPr>
+              <w:t>使用{{</w:t>
+            </w:r>
+            <w:r>
+              <w:rPr>
+                <w:rFonts w:ascii="Times New Roman" w:hAnsi="Times New Roman" w:eastAsia="微软雅黑" w:cs="Times New Roman"/>
+                <w:b w:val="0"/>
+                <w:bCs w:val="0"/>
+                <w:color w:val="auto"/>
+                <w:sz w:val="21"/>
+                <w:szCs w:val="21"/>
+                <w:highlight w:val="none"/>
+                <w:lang w:eastAsia="zh-CN"/>
+              </w:rPr>
+              <w:t xml:space="preserve"> PDInfo</w:t>
+            </w:r>
+            <w:r>
+              <w:rPr>
+                <w:rFonts w:hint="eastAsia" w:ascii="Times New Roman" w:hAnsi="Times New Roman" w:eastAsia="微软雅黑" w:cs="Times New Roman"/>
+                <w:b w:val="0"/>
+                <w:bCs w:val="0"/>
+                <w:color w:val="auto"/>
+                <w:sz w:val="21"/>
+                <w:szCs w:val="21"/>
+                <w:highlight w:val="none"/>
+                <w:lang w:eastAsia="zh-CN"/>
+              </w:rPr>
+              <w:t>.</w:t>
+            </w:r>
+            <w:r>
+              <w:rPr>
+                <w:rFonts w:ascii="Times New Roman" w:hAnsi="Times New Roman" w:eastAsia="微软雅黑" w:cs="Times New Roman"/>
+                <w:b w:val="0"/>
+                <w:bCs w:val="0"/>
+                <w:color w:val="auto"/>
+                <w:sz w:val="21"/>
+                <w:szCs w:val="21"/>
+                <w:highlight w:val="none"/>
+                <w:lang w:eastAsia="zh-CN"/>
+              </w:rPr>
+              <w:t>Detect_antibody</w:t>
+            </w:r>
+            <w:r>
+              <w:rPr>
+                <w:rFonts w:hint="eastAsia" w:ascii="Times New Roman" w:hAnsi="Times New Roman" w:eastAsia="微软雅黑" w:cs="Times New Roman"/>
+                <w:b w:val="0"/>
+                <w:bCs w:val="0"/>
+                <w:color w:val="auto"/>
+                <w:sz w:val="21"/>
+                <w:szCs w:val="21"/>
+                <w:highlight w:val="none"/>
+                <w:lang w:eastAsia="zh-CN"/>
+              </w:rPr>
+              <w:t xml:space="preserve"> }}抗体；T</w:t>
+            </w:r>
+            <w:r>
+              <w:rPr>
+                <w:rFonts w:ascii="Times New Roman" w:hAnsi="Times New Roman" w:eastAsia="微软雅黑" w:cs="Times New Roman"/>
+                <w:b w:val="0"/>
+                <w:bCs w:val="0"/>
+                <w:color w:val="auto"/>
+                <w:sz w:val="21"/>
+                <w:szCs w:val="21"/>
+                <w:highlight w:val="none"/>
+                <w:lang w:eastAsia="zh-CN"/>
+              </w:rPr>
+              <w:t>PS</w:t>
+            </w:r>
+            <w:r>
+              <w:rPr>
+                <w:rFonts w:hint="eastAsia" w:ascii="Times New Roman" w:hAnsi="Times New Roman" w:eastAsia="微软雅黑" w:cs="Times New Roman"/>
+                <w:b w:val="0"/>
+                <w:bCs w:val="0"/>
+                <w:color w:val="auto"/>
+                <w:sz w:val="21"/>
+                <w:szCs w:val="21"/>
+                <w:highlight w:val="none"/>
+                <w:lang w:eastAsia="zh-CN"/>
+              </w:rPr>
+              <w:t>:</w:t>
+            </w:r>
+            <w:r>
+              <w:rPr>
+                <w:rFonts w:ascii="Times New Roman" w:hAnsi="Times New Roman" w:eastAsia="微软雅黑" w:cs="Times New Roman"/>
+                <w:b w:val="0"/>
+                <w:bCs w:val="0"/>
+                <w:color w:val="auto"/>
+                <w:sz w:val="21"/>
+                <w:szCs w:val="21"/>
+                <w:highlight w:val="none"/>
+                <w:lang w:eastAsia="zh-CN"/>
+              </w:rPr>
+              <w:t xml:space="preserve"> </w:t>
+            </w:r>
+            <w:r>
+              <w:rPr>
+                <w:rFonts w:hint="eastAsia" w:ascii="Times New Roman" w:hAnsi="Times New Roman" w:eastAsia="微软雅黑" w:cs="Times New Roman"/>
+                <w:b w:val="0"/>
+                <w:bCs w:val="0"/>
+                <w:color w:val="auto"/>
+                <w:sz w:val="21"/>
+                <w:szCs w:val="21"/>
+                <w:highlight w:val="none"/>
+                <w:lang w:eastAsia="zh-CN"/>
+              </w:rPr>
+              <w:t>{{</w:t>
+            </w:r>
+            <w:r>
+              <w:rPr>
+                <w:rFonts w:ascii="Times New Roman" w:hAnsi="Times New Roman" w:eastAsia="微软雅黑" w:cs="Times New Roman"/>
+                <w:b w:val="0"/>
+                <w:bCs w:val="0"/>
+                <w:color w:val="auto"/>
+                <w:sz w:val="21"/>
+                <w:szCs w:val="21"/>
+                <w:highlight w:val="none"/>
+                <w:lang w:eastAsia="zh-CN"/>
+              </w:rPr>
+              <w:t xml:space="preserve"> PDInfo</w:t>
+            </w:r>
+            <w:r>
+              <w:rPr>
+                <w:rFonts w:hint="eastAsia" w:ascii="Times New Roman" w:hAnsi="Times New Roman" w:eastAsia="微软雅黑" w:cs="Times New Roman"/>
+                <w:b w:val="0"/>
+                <w:bCs w:val="0"/>
+                <w:color w:val="auto"/>
+                <w:sz w:val="21"/>
+                <w:szCs w:val="21"/>
+                <w:highlight w:val="none"/>
+                <w:lang w:eastAsia="zh-CN"/>
+              </w:rPr>
+              <w:t>.TPS }}，</w:t>
+            </w:r>
+            <w:r>
+              <w:rPr>
+                <w:rFonts w:ascii="Times New Roman" w:hAnsi="Times New Roman" w:eastAsia="微软雅黑" w:cs="Times New Roman"/>
+                <w:b w:val="0"/>
+                <w:bCs w:val="0"/>
+                <w:color w:val="auto"/>
+                <w:sz w:val="21"/>
+                <w:szCs w:val="21"/>
+                <w:highlight w:val="none"/>
+                <w:lang w:eastAsia="zh-CN"/>
+              </w:rPr>
+              <w:t xml:space="preserve"> CPS </w:t>
+            </w:r>
+            <w:r>
+              <w:rPr>
+                <w:rFonts w:hint="eastAsia" w:ascii="Times New Roman" w:hAnsi="Times New Roman" w:eastAsia="微软雅黑" w:cs="Times New Roman"/>
+                <w:b w:val="0"/>
+                <w:bCs w:val="0"/>
+                <w:color w:val="auto"/>
+                <w:sz w:val="21"/>
+                <w:szCs w:val="21"/>
+                <w:highlight w:val="none"/>
+                <w:lang w:eastAsia="zh-CN"/>
+              </w:rPr>
+              <w:t>:</w:t>
+            </w:r>
+            <w:r>
+              <w:rPr>
+                <w:rFonts w:ascii="Times New Roman" w:hAnsi="Times New Roman" w:eastAsia="微软雅黑" w:cs="Times New Roman"/>
+                <w:b w:val="0"/>
+                <w:bCs w:val="0"/>
+                <w:color w:val="auto"/>
+                <w:sz w:val="21"/>
+                <w:szCs w:val="21"/>
+                <w:highlight w:val="none"/>
+                <w:lang w:eastAsia="zh-CN"/>
+              </w:rPr>
+              <w:t xml:space="preserve"> </w:t>
+            </w:r>
+            <w:r>
+              <w:rPr>
+                <w:rFonts w:hint="eastAsia" w:ascii="Times New Roman" w:hAnsi="Times New Roman" w:eastAsia="微软雅黑" w:cs="Times New Roman"/>
+                <w:b w:val="0"/>
+                <w:bCs w:val="0"/>
+                <w:color w:val="auto"/>
+                <w:sz w:val="21"/>
+                <w:szCs w:val="21"/>
+                <w:highlight w:val="none"/>
+                <w:lang w:eastAsia="zh-CN"/>
+              </w:rPr>
+              <w:t>{{</w:t>
+            </w:r>
+            <w:r>
+              <w:rPr>
+                <w:rFonts w:ascii="Times New Roman" w:hAnsi="Times New Roman" w:eastAsia="微软雅黑" w:cs="Times New Roman"/>
+                <w:b w:val="0"/>
+                <w:bCs w:val="0"/>
+                <w:color w:val="auto"/>
+                <w:sz w:val="21"/>
+                <w:szCs w:val="21"/>
+                <w:highlight w:val="none"/>
+                <w:lang w:eastAsia="zh-CN"/>
+              </w:rPr>
+              <w:t xml:space="preserve"> PDInfo</w:t>
+            </w:r>
+            <w:r>
+              <w:rPr>
+                <w:rFonts w:hint="eastAsia" w:ascii="Times New Roman" w:hAnsi="Times New Roman" w:eastAsia="微软雅黑" w:cs="Times New Roman"/>
+                <w:b w:val="0"/>
+                <w:bCs w:val="0"/>
+                <w:color w:val="auto"/>
+                <w:sz w:val="21"/>
+                <w:szCs w:val="21"/>
+                <w:highlight w:val="none"/>
+                <w:lang w:eastAsia="zh-CN"/>
+              </w:rPr>
+              <w:t>.CPS }}</w:t>
+            </w:r>
+          </w:p>
+        </w:tc>
+      </w:tr>
+      <w:tr>
+        <w:tblPrEx>
+          <w:tblBorders>
+            <w:top w:val="single" w:color="243F61" w:themeColor="accent1" w:themeShade="7F" w:sz="24" w:space="0"/>
+            <w:left w:val="none" w:color="auto" w:sz="0" w:space="0"/>
+            <w:bottom w:val="single" w:color="243F61" w:themeColor="accent1" w:themeShade="7F" w:sz="6" w:space="0"/>
+            <w:right w:val="none" w:color="auto" w:sz="0" w:space="0"/>
+            <w:insideH w:val="single" w:color="243F61" w:themeColor="accent1" w:themeShade="7F" w:sz="6" w:space="0"/>
+            <w:insideV w:val="single" w:color="243F61" w:themeColor="accent1" w:themeShade="7F" w:sz="6" w:space="0"/>
+          </w:tblBorders>
+          <w:tblCellMar>
+            <w:top w:w="0" w:type="dxa"/>
+            <w:left w:w="0" w:type="dxa"/>
+            <w:bottom w:w="0" w:type="dxa"/>
+            <w:right w:w="0" w:type="dxa"/>
+          </w:tblCellMar>
+        </w:tblPrEx>
+        <w:trPr>
+          <w:trHeight w:val="490" w:hRule="atLeast"/>
+          <w:jc w:val="center"/>
+        </w:trPr>
+        <w:tc>
+          <w:tcPr>
+            <w:tcW w:w="9558" w:type="dxa"/>
+            <w:gridSpan w:val="2"/>
+            <w:tcBorders>
+              <w:tl2br w:val="nil"/>
+              <w:tr2bl w:val="nil"/>
+            </w:tcBorders>
+            <w:shd w:val="clear" w:color="auto" w:fill="auto"/>
+            <w:vAlign w:val="center"/>
+          </w:tcPr>
+          <w:p>
+            <w:pPr>
+              <w:pStyle w:val="33"/>
+              <w:spacing w:before="77"/>
+              <w:ind w:left="119" w:leftChars="0" w:right="119" w:rightChars="0"/>
+              <w:jc w:val="left"/>
+              <w:rPr>
+                <w:rFonts w:ascii="Times New Roman" w:hAnsi="Times New Roman" w:eastAsia="微软雅黑" w:cs="Times New Roman"/>
+                <w:sz w:val="21"/>
+                <w:szCs w:val="21"/>
+                <w:highlight w:val="none"/>
+                <w:lang w:val="en-US" w:eastAsia="zh-CN" w:bidi="ar-SA"/>
+              </w:rPr>
+            </w:pPr>
+            <w:r>
+              <w:rPr>
+                <w:rFonts w:hint="eastAsia" w:ascii="Times New Roman" w:hAnsi="Times New Roman" w:eastAsia="微软雅黑" w:cs="Times New Roman"/>
+                <w:b w:val="0"/>
+                <w:bCs w:val="0"/>
+                <w:sz w:val="21"/>
+                <w:szCs w:val="21"/>
+                <w:highlight w:val="none"/>
+                <w:lang w:val="en-US" w:eastAsia="zh-CN" w:bidi="ar-SA"/>
+              </w:rPr>
+              <w:t>{%tr endif %}</w:t>
             </w:r>
           </w:p>
         </w:tc>
@@ -2613,465 +3069,6 @@
         </w:trPr>
         <w:tc>
           <w:tcPr>
-            <w:tcW w:w="9558" w:type="dxa"/>
-            <w:gridSpan w:val="2"/>
-            <w:tcBorders>
-              <w:tl2br w:val="nil"/>
-              <w:tr2bl w:val="nil"/>
-            </w:tcBorders>
-            <w:shd w:val="clear" w:color="auto" w:fill="auto"/>
-            <w:vAlign w:val="center"/>
-          </w:tcPr>
-          <w:p>
-            <w:pPr>
-              <w:pStyle w:val="33"/>
-              <w:spacing w:before="77"/>
-              <w:ind w:left="119" w:leftChars="0" w:right="119" w:rightChars="0"/>
-              <w:jc w:val="left"/>
-              <w:rPr>
-                <w:rFonts w:ascii="Times New Roman" w:hAnsi="Times New Roman" w:eastAsia="微软雅黑" w:cs="Times New Roman"/>
-                <w:b w:val="0"/>
-                <w:bCs w:val="0"/>
-                <w:sz w:val="21"/>
-                <w:szCs w:val="21"/>
-                <w:highlight w:val="none"/>
-                <w:lang w:val="en-US" w:eastAsia="zh-CN" w:bidi="ar-SA"/>
-              </w:rPr>
-            </w:pPr>
-            <w:r>
-              <w:rPr>
-                <w:rFonts w:hint="eastAsia" w:ascii="Times New Roman" w:hAnsi="Times New Roman" w:eastAsia="微软雅黑" w:cs="Times New Roman"/>
-                <w:b w:val="0"/>
-                <w:bCs w:val="0"/>
-                <w:sz w:val="21"/>
-                <w:szCs w:val="21"/>
-                <w:highlight w:val="none"/>
-                <w:lang w:val="en-US" w:eastAsia="zh-CN" w:bidi="ar-SA"/>
-              </w:rPr>
-              <w:t>{%tr if PDInfo != undefined %}</w:t>
-            </w:r>
-          </w:p>
-        </w:tc>
-      </w:tr>
-      <w:tr>
-        <w:tblPrEx>
-          <w:tblBorders>
-            <w:top w:val="single" w:color="243F61" w:themeColor="accent1" w:themeShade="7F" w:sz="24" w:space="0"/>
-            <w:left w:val="none" w:color="auto" w:sz="0" w:space="0"/>
-            <w:bottom w:val="single" w:color="243F61" w:themeColor="accent1" w:themeShade="7F" w:sz="6" w:space="0"/>
-            <w:right w:val="none" w:color="auto" w:sz="0" w:space="0"/>
-            <w:insideH w:val="single" w:color="243F61" w:themeColor="accent1" w:themeShade="7F" w:sz="6" w:space="0"/>
-            <w:insideV w:val="single" w:color="243F61" w:themeColor="accent1" w:themeShade="7F" w:sz="6" w:space="0"/>
-          </w:tblBorders>
-          <w:shd w:val="clear" w:color="auto" w:fill="auto"/>
-          <w:tblCellMar>
-            <w:top w:w="0" w:type="dxa"/>
-            <w:left w:w="0" w:type="dxa"/>
-            <w:bottom w:w="0" w:type="dxa"/>
-            <w:right w:w="0" w:type="dxa"/>
-          </w:tblCellMar>
-        </w:tblPrEx>
-        <w:trPr>
-          <w:trHeight w:val="490" w:hRule="atLeast"/>
-          <w:jc w:val="center"/>
-        </w:trPr>
-        <w:tc>
-          <w:tcPr>
-            <w:tcW w:w="3876" w:type="dxa"/>
-            <w:tcBorders>
-              <w:tl2br w:val="nil"/>
-              <w:tr2bl w:val="nil"/>
-            </w:tcBorders>
-            <w:shd w:val="clear" w:color="auto" w:fill="auto"/>
-            <w:vAlign w:val="center"/>
-          </w:tcPr>
-          <w:p>
-            <w:pPr>
-              <w:pStyle w:val="33"/>
-              <w:ind w:left="119" w:leftChars="0"/>
-              <w:rPr>
-                <w:rFonts w:ascii="Times New Roman" w:hAnsi="Times New Roman" w:eastAsia="微软雅黑" w:cs="Times New Roman"/>
-                <w:b w:val="0"/>
-                <w:bCs w:val="0"/>
-                <w:sz w:val="21"/>
-                <w:szCs w:val="21"/>
-                <w:highlight w:val="none"/>
-                <w:lang w:val="en-US" w:eastAsia="zh-CN" w:bidi="ar-SA"/>
-              </w:rPr>
-            </w:pPr>
-            <w:r>
-              <w:rPr>
-                <w:rFonts w:ascii="Times New Roman" w:hAnsi="Times New Roman" w:eastAsia="微软雅黑" w:cs="Times New Roman"/>
-                <w:b w:val="0"/>
-                <w:bCs w:val="0"/>
-                <w:sz w:val="21"/>
-                <w:szCs w:val="21"/>
-                <w:highlight w:val="none"/>
-              </w:rPr>
-              <w:t>PD-L1蛋白表达水平</w:t>
-            </w:r>
-            <w:r>
-              <w:rPr>
-                <w:rFonts w:ascii="Times New Roman" w:hAnsi="Times New Roman" w:eastAsia="微软雅黑" w:cs="Times New Roman"/>
-                <w:b w:val="0"/>
-                <w:bCs w:val="0"/>
-                <w:sz w:val="21"/>
-                <w:szCs w:val="21"/>
-                <w:highlight w:val="none"/>
-              </w:rPr>
-              <w:tab/>
-            </w:r>
-          </w:p>
-        </w:tc>
-        <w:tc>
-          <w:tcPr>
-            <w:tcW w:w="5682" w:type="dxa"/>
-            <w:tcBorders>
-              <w:tl2br w:val="nil"/>
-              <w:tr2bl w:val="nil"/>
-            </w:tcBorders>
-            <w:shd w:val="clear" w:color="auto" w:fill="auto"/>
-            <w:vAlign w:val="center"/>
-          </w:tcPr>
-          <w:p>
-            <w:pPr>
-              <w:pStyle w:val="33"/>
-              <w:keepNext w:val="0"/>
-              <w:keepLines w:val="0"/>
-              <w:pageBreakBefore w:val="0"/>
-              <w:widowControl w:val="0"/>
-              <w:kinsoku/>
-              <w:wordWrap/>
-              <w:overflowPunct/>
-              <w:topLinePunct w:val="0"/>
-              <w:autoSpaceDE/>
-              <w:autoSpaceDN/>
-              <w:bidi w:val="0"/>
-              <w:adjustRightInd/>
-              <w:snapToGrid/>
-              <w:ind w:left="119" w:leftChars="0" w:right="119" w:rightChars="0"/>
-              <w:jc w:val="left"/>
-              <w:textAlignment w:val="auto"/>
-              <w:rPr>
-                <w:rFonts w:ascii="Times New Roman" w:hAnsi="Times New Roman" w:eastAsia="微软雅黑" w:cs="Times New Roman"/>
-                <w:b w:val="0"/>
-                <w:bCs w:val="0"/>
-                <w:sz w:val="21"/>
-                <w:szCs w:val="21"/>
-                <w:highlight w:val="none"/>
-                <w:lang w:val="en-US" w:eastAsia="zh-CN" w:bidi="ar-SA"/>
-              </w:rPr>
-            </w:pPr>
-            <w:r>
-              <w:rPr>
-                <w:rFonts w:hint="eastAsia" w:ascii="Times New Roman" w:hAnsi="Times New Roman" w:eastAsia="微软雅黑" w:cs="Times New Roman"/>
-                <w:b w:val="0"/>
-                <w:bCs w:val="0"/>
-                <w:color w:val="auto"/>
-                <w:sz w:val="21"/>
-                <w:szCs w:val="21"/>
-                <w:highlight w:val="none"/>
-                <w:lang w:eastAsia="zh-CN"/>
-              </w:rPr>
-              <w:t>使用{{</w:t>
-            </w:r>
-            <w:r>
-              <w:rPr>
-                <w:rFonts w:ascii="Times New Roman" w:hAnsi="Times New Roman" w:eastAsia="微软雅黑" w:cs="Times New Roman"/>
-                <w:b w:val="0"/>
-                <w:bCs w:val="0"/>
-                <w:color w:val="auto"/>
-                <w:sz w:val="21"/>
-                <w:szCs w:val="21"/>
-                <w:highlight w:val="none"/>
-                <w:lang w:eastAsia="zh-CN"/>
-              </w:rPr>
-              <w:t xml:space="preserve"> PDInfo</w:t>
-            </w:r>
-            <w:r>
-              <w:rPr>
-                <w:rFonts w:hint="eastAsia" w:ascii="Times New Roman" w:hAnsi="Times New Roman" w:eastAsia="微软雅黑" w:cs="Times New Roman"/>
-                <w:b w:val="0"/>
-                <w:bCs w:val="0"/>
-                <w:color w:val="auto"/>
-                <w:sz w:val="21"/>
-                <w:szCs w:val="21"/>
-                <w:highlight w:val="none"/>
-                <w:lang w:eastAsia="zh-CN"/>
-              </w:rPr>
-              <w:t>.</w:t>
-            </w:r>
-            <w:r>
-              <w:rPr>
-                <w:rFonts w:ascii="Times New Roman" w:hAnsi="Times New Roman" w:eastAsia="微软雅黑" w:cs="Times New Roman"/>
-                <w:b w:val="0"/>
-                <w:bCs w:val="0"/>
-                <w:color w:val="auto"/>
-                <w:sz w:val="21"/>
-                <w:szCs w:val="21"/>
-                <w:highlight w:val="none"/>
-                <w:lang w:eastAsia="zh-CN"/>
-              </w:rPr>
-              <w:t>Detect_antibody</w:t>
-            </w:r>
-            <w:r>
-              <w:rPr>
-                <w:rFonts w:hint="eastAsia" w:ascii="Times New Roman" w:hAnsi="Times New Roman" w:eastAsia="微软雅黑" w:cs="Times New Roman"/>
-                <w:b w:val="0"/>
-                <w:bCs w:val="0"/>
-                <w:color w:val="auto"/>
-                <w:sz w:val="21"/>
-                <w:szCs w:val="21"/>
-                <w:highlight w:val="none"/>
-                <w:lang w:eastAsia="zh-CN"/>
-              </w:rPr>
-              <w:t xml:space="preserve"> }}抗体；T</w:t>
-            </w:r>
-            <w:r>
-              <w:rPr>
-                <w:rFonts w:ascii="Times New Roman" w:hAnsi="Times New Roman" w:eastAsia="微软雅黑" w:cs="Times New Roman"/>
-                <w:b w:val="0"/>
-                <w:bCs w:val="0"/>
-                <w:color w:val="auto"/>
-                <w:sz w:val="21"/>
-                <w:szCs w:val="21"/>
-                <w:highlight w:val="none"/>
-                <w:lang w:eastAsia="zh-CN"/>
-              </w:rPr>
-              <w:t>PS</w:t>
-            </w:r>
-            <w:r>
-              <w:rPr>
-                <w:rFonts w:hint="eastAsia" w:ascii="Times New Roman" w:hAnsi="Times New Roman" w:eastAsia="微软雅黑" w:cs="Times New Roman"/>
-                <w:b w:val="0"/>
-                <w:bCs w:val="0"/>
-                <w:color w:val="auto"/>
-                <w:sz w:val="21"/>
-                <w:szCs w:val="21"/>
-                <w:highlight w:val="none"/>
-                <w:lang w:eastAsia="zh-CN"/>
-              </w:rPr>
-              <w:t>:</w:t>
-            </w:r>
-            <w:r>
-              <w:rPr>
-                <w:rFonts w:ascii="Times New Roman" w:hAnsi="Times New Roman" w:eastAsia="微软雅黑" w:cs="Times New Roman"/>
-                <w:b w:val="0"/>
-                <w:bCs w:val="0"/>
-                <w:color w:val="auto"/>
-                <w:sz w:val="21"/>
-                <w:szCs w:val="21"/>
-                <w:highlight w:val="none"/>
-                <w:lang w:eastAsia="zh-CN"/>
-              </w:rPr>
-              <w:t xml:space="preserve"> </w:t>
-            </w:r>
-            <w:r>
-              <w:rPr>
-                <w:rFonts w:hint="eastAsia" w:ascii="Times New Roman" w:hAnsi="Times New Roman" w:eastAsia="微软雅黑" w:cs="Times New Roman"/>
-                <w:b w:val="0"/>
-                <w:bCs w:val="0"/>
-                <w:color w:val="auto"/>
-                <w:sz w:val="21"/>
-                <w:szCs w:val="21"/>
-                <w:highlight w:val="none"/>
-                <w:lang w:eastAsia="zh-CN"/>
-              </w:rPr>
-              <w:t>{{</w:t>
-            </w:r>
-            <w:r>
-              <w:rPr>
-                <w:rFonts w:ascii="Times New Roman" w:hAnsi="Times New Roman" w:eastAsia="微软雅黑" w:cs="Times New Roman"/>
-                <w:b w:val="0"/>
-                <w:bCs w:val="0"/>
-                <w:color w:val="auto"/>
-                <w:sz w:val="21"/>
-                <w:szCs w:val="21"/>
-                <w:highlight w:val="none"/>
-                <w:lang w:eastAsia="zh-CN"/>
-              </w:rPr>
-              <w:t xml:space="preserve"> PDInfo</w:t>
-            </w:r>
-            <w:r>
-              <w:rPr>
-                <w:rFonts w:hint="eastAsia" w:ascii="Times New Roman" w:hAnsi="Times New Roman" w:eastAsia="微软雅黑" w:cs="Times New Roman"/>
-                <w:b w:val="0"/>
-                <w:bCs w:val="0"/>
-                <w:color w:val="auto"/>
-                <w:sz w:val="21"/>
-                <w:szCs w:val="21"/>
-                <w:highlight w:val="none"/>
-                <w:lang w:eastAsia="zh-CN"/>
-              </w:rPr>
-              <w:t>.TPS }}，</w:t>
-            </w:r>
-            <w:r>
-              <w:rPr>
-                <w:rFonts w:ascii="Times New Roman" w:hAnsi="Times New Roman" w:eastAsia="微软雅黑" w:cs="Times New Roman"/>
-                <w:b w:val="0"/>
-                <w:bCs w:val="0"/>
-                <w:color w:val="auto"/>
-                <w:sz w:val="21"/>
-                <w:szCs w:val="21"/>
-                <w:highlight w:val="none"/>
-                <w:lang w:eastAsia="zh-CN"/>
-              </w:rPr>
-              <w:t xml:space="preserve"> CPS </w:t>
-            </w:r>
-            <w:r>
-              <w:rPr>
-                <w:rFonts w:hint="eastAsia" w:ascii="Times New Roman" w:hAnsi="Times New Roman" w:eastAsia="微软雅黑" w:cs="Times New Roman"/>
-                <w:b w:val="0"/>
-                <w:bCs w:val="0"/>
-                <w:color w:val="auto"/>
-                <w:sz w:val="21"/>
-                <w:szCs w:val="21"/>
-                <w:highlight w:val="none"/>
-                <w:lang w:eastAsia="zh-CN"/>
-              </w:rPr>
-              <w:t>:</w:t>
-            </w:r>
-            <w:r>
-              <w:rPr>
-                <w:rFonts w:ascii="Times New Roman" w:hAnsi="Times New Roman" w:eastAsia="微软雅黑" w:cs="Times New Roman"/>
-                <w:b w:val="0"/>
-                <w:bCs w:val="0"/>
-                <w:color w:val="auto"/>
-                <w:sz w:val="21"/>
-                <w:szCs w:val="21"/>
-                <w:highlight w:val="none"/>
-                <w:lang w:eastAsia="zh-CN"/>
-              </w:rPr>
-              <w:t xml:space="preserve"> </w:t>
-            </w:r>
-            <w:r>
-              <w:rPr>
-                <w:rFonts w:hint="eastAsia" w:ascii="Times New Roman" w:hAnsi="Times New Roman" w:eastAsia="微软雅黑" w:cs="Times New Roman"/>
-                <w:b w:val="0"/>
-                <w:bCs w:val="0"/>
-                <w:color w:val="auto"/>
-                <w:sz w:val="21"/>
-                <w:szCs w:val="21"/>
-                <w:highlight w:val="none"/>
-                <w:lang w:eastAsia="zh-CN"/>
-              </w:rPr>
-              <w:t>{{</w:t>
-            </w:r>
-            <w:r>
-              <w:rPr>
-                <w:rFonts w:ascii="Times New Roman" w:hAnsi="Times New Roman" w:eastAsia="微软雅黑" w:cs="Times New Roman"/>
-                <w:b w:val="0"/>
-                <w:bCs w:val="0"/>
-                <w:color w:val="auto"/>
-                <w:sz w:val="21"/>
-                <w:szCs w:val="21"/>
-                <w:highlight w:val="none"/>
-                <w:lang w:eastAsia="zh-CN"/>
-              </w:rPr>
-              <w:t xml:space="preserve"> PDInfo</w:t>
-            </w:r>
-            <w:r>
-              <w:rPr>
-                <w:rFonts w:hint="eastAsia" w:ascii="Times New Roman" w:hAnsi="Times New Roman" w:eastAsia="微软雅黑" w:cs="Times New Roman"/>
-                <w:b w:val="0"/>
-                <w:bCs w:val="0"/>
-                <w:color w:val="auto"/>
-                <w:sz w:val="21"/>
-                <w:szCs w:val="21"/>
-                <w:highlight w:val="none"/>
-                <w:lang w:eastAsia="zh-CN"/>
-              </w:rPr>
-              <w:t>.CPS }}</w:t>
-            </w:r>
-          </w:p>
-        </w:tc>
-      </w:tr>
-      <w:tr>
-        <w:tblPrEx>
-          <w:tblBorders>
-            <w:top w:val="single" w:color="243F61" w:themeColor="accent1" w:themeShade="7F" w:sz="24" w:space="0"/>
-            <w:left w:val="none" w:color="auto" w:sz="0" w:space="0"/>
-            <w:bottom w:val="single" w:color="243F61" w:themeColor="accent1" w:themeShade="7F" w:sz="6" w:space="0"/>
-            <w:right w:val="none" w:color="auto" w:sz="0" w:space="0"/>
-            <w:insideH w:val="single" w:color="243F61" w:themeColor="accent1" w:themeShade="7F" w:sz="6" w:space="0"/>
-            <w:insideV w:val="single" w:color="243F61" w:themeColor="accent1" w:themeShade="7F" w:sz="6" w:space="0"/>
-          </w:tblBorders>
-          <w:shd w:val="clear" w:color="auto" w:fill="auto"/>
-          <w:tblCellMar>
-            <w:top w:w="0" w:type="dxa"/>
-            <w:left w:w="0" w:type="dxa"/>
-            <w:bottom w:w="0" w:type="dxa"/>
-            <w:right w:w="0" w:type="dxa"/>
-          </w:tblCellMar>
-        </w:tblPrEx>
-        <w:trPr>
-          <w:trHeight w:val="490" w:hRule="atLeast"/>
-          <w:jc w:val="center"/>
-        </w:trPr>
-        <w:tc>
-          <w:tcPr>
-            <w:tcW w:w="9558" w:type="dxa"/>
-            <w:gridSpan w:val="2"/>
-            <w:tcBorders>
-              <w:tl2br w:val="nil"/>
-              <w:tr2bl w:val="nil"/>
-            </w:tcBorders>
-            <w:shd w:val="clear" w:color="auto" w:fill="auto"/>
-            <w:vAlign w:val="center"/>
-          </w:tcPr>
-          <w:p>
-            <w:pPr>
-              <w:pStyle w:val="33"/>
-              <w:spacing w:before="77"/>
-              <w:ind w:left="119" w:leftChars="0" w:right="119" w:rightChars="0"/>
-              <w:jc w:val="left"/>
-              <w:rPr>
-                <w:rFonts w:ascii="Times New Roman" w:hAnsi="Times New Roman" w:eastAsia="微软雅黑" w:cs="Times New Roman"/>
-                <w:sz w:val="21"/>
-                <w:szCs w:val="21"/>
-                <w:highlight w:val="none"/>
-                <w:lang w:val="en-US" w:eastAsia="zh-CN" w:bidi="ar-SA"/>
-              </w:rPr>
-            </w:pPr>
-            <w:r>
-              <w:rPr>
-                <w:rFonts w:hint="eastAsia" w:ascii="Times New Roman" w:hAnsi="Times New Roman" w:eastAsia="微软雅黑" w:cs="Times New Roman"/>
-                <w:b w:val="0"/>
-                <w:bCs w:val="0"/>
-                <w:sz w:val="21"/>
-                <w:szCs w:val="21"/>
-                <w:highlight w:val="none"/>
-                <w:lang w:val="en-US" w:eastAsia="zh-CN" w:bidi="ar-SA"/>
-              </w:rPr>
-              <w:t>{%tr endif %}</w:t>
-            </w:r>
-          </w:p>
-        </w:tc>
-      </w:tr>
-      <w:tr>
-        <w:tblPrEx>
-          <w:tblBorders>
-            <w:top w:val="single" w:color="243F61" w:themeColor="accent1" w:themeShade="7F" w:sz="24" w:space="0"/>
-            <w:left w:val="none" w:color="auto" w:sz="0" w:space="0"/>
-            <w:bottom w:val="single" w:color="243F61" w:themeColor="accent1" w:themeShade="7F" w:sz="6" w:space="0"/>
-            <w:right w:val="none" w:color="auto" w:sz="0" w:space="0"/>
-            <w:insideH w:val="single" w:color="243F61" w:themeColor="accent1" w:themeShade="7F" w:sz="6" w:space="0"/>
-            <w:insideV w:val="single" w:color="243F61" w:themeColor="accent1" w:themeShade="7F" w:sz="6" w:space="0"/>
-          </w:tblBorders>
-          <w:shd w:val="clear" w:color="auto" w:fill="auto"/>
-          <w:tblCellMar>
-            <w:top w:w="0" w:type="dxa"/>
-            <w:left w:w="0" w:type="dxa"/>
-            <w:bottom w:w="0" w:type="dxa"/>
-            <w:right w:w="0" w:type="dxa"/>
-          </w:tblCellMar>
-        </w:tblPrEx>
-        <w:trPr>
-          <w:trHeight w:val="490" w:hRule="atLeast"/>
-          <w:jc w:val="center"/>
-        </w:trPr>
-        <w:tc>
-          <w:tcPr>
             <w:tcW w:w="3876" w:type="dxa"/>
             <w:tcBorders>
               <w:tl2br w:val="nil"/>
@@ -3171,7 +3168,6 @@
             <w:insideH w:val="single" w:color="243F61" w:themeColor="accent1" w:themeShade="7F" w:sz="6" w:space="0"/>
             <w:insideV w:val="single" w:color="243F61" w:themeColor="accent1" w:themeShade="7F" w:sz="6" w:space="0"/>
           </w:tblBorders>
-          <w:shd w:val="clear" w:color="auto" w:fill="auto"/>
           <w:tblCellMar>
             <w:top w:w="0" w:type="dxa"/>
             <w:left w:w="0" w:type="dxa"/>
@@ -3593,9 +3589,9 @@
       </w:pPr>
       <w:bookmarkStart w:id="4" w:name="_Toc499"/>
       <w:bookmarkStart w:id="5" w:name="_Toc2781"/>
-      <w:bookmarkStart w:id="6" w:name="_Toc20136_WPSOffice_Level1"/>
-      <w:bookmarkStart w:id="7" w:name="_Toc22132"/>
-      <w:bookmarkStart w:id="8" w:name="_Toc19898_WPSOffice_Level1"/>
+      <w:bookmarkStart w:id="6" w:name="_Toc22132"/>
+      <w:bookmarkStart w:id="7" w:name="_Toc19898_WPSOffice_Level1"/>
+      <w:bookmarkStart w:id="8" w:name="_Toc20136_WPSOffice_Level1"/>
       <w:bookmarkStart w:id="9" w:name="_Toc2819"/>
       <w:r>
         <w:rPr>
@@ -3751,8 +3747,6 @@
         </w:rPr>
         <w:t>详细</w:t>
       </w:r>
-      <w:bookmarkStart w:id="42" w:name="_GoBack"/>
-      <w:bookmarkEnd w:id="42"/>
       <w:r>
         <w:rPr>
           <w:rFonts w:hint="eastAsia" w:ascii="Times New Roman" w:hAnsi="Times New Roman" w:eastAsia="微软雅黑" w:cs="Times New Roman"/>
@@ -3874,13 +3868,24 @@
             </w:pPr>
             <w:r>
               <w:rPr>
-                <w:rFonts w:ascii="Times New Roman" w:hAnsi="Times New Roman" w:eastAsia="微软雅黑" w:cs="Times New Roman"/>
+                <w:rFonts w:hint="eastAsia" w:ascii="Times New Roman" w:hAnsi="Times New Roman" w:eastAsia="微软雅黑" w:cs="Times New Roman"/>
                 <w:b/>
                 <w:color w:val="244061"/>
                 <w:sz w:val="21"/>
                 <w:szCs w:val="21"/>
-              </w:rPr>
-              <w:t>突变基因</w:t>
+                <w:lang w:val="en-US" w:eastAsia="zh-CN"/>
+              </w:rPr>
+              <w:t>检测</w:t>
+            </w:r>
+            <w:r>
+              <w:rPr>
+                <w:rFonts w:ascii="Times New Roman" w:hAnsi="Times New Roman" w:eastAsia="微软雅黑" w:cs="Times New Roman"/>
+                <w:b/>
+                <w:color w:val="244061"/>
+                <w:sz w:val="21"/>
+                <w:szCs w:val="21"/>
+              </w:rPr>
+              <w:t>基因</w:t>
             </w:r>
           </w:p>
         </w:tc>
@@ -6033,60 +6038,80 @@
         </w:tc>
         <w:tc>
           <w:tcPr>
-            <w:tcW w:w="535" w:type="pct"/>
+            <w:tcW w:w="1031" w:type="dxa"/>
             <w:shd w:val="clear" w:color="auto" w:fill="auto"/>
             <w:vAlign w:val="center"/>
           </w:tcPr>
           <w:p>
             <w:pPr>
-              <w:ind w:left="162" w:right="163"/>
-              <w:jc w:val="center"/>
-              <w:rPr>
-                <w:rFonts w:ascii="Times New Roman" w:hAnsi="Times New Roman" w:eastAsia="微软雅黑" w:cs="Times New Roman"/>
-                <w:b/>
-                <w:sz w:val="21"/>
-                <w:szCs w:val="21"/>
-                <w:lang w:eastAsia="zh-CN"/>
-              </w:rPr>
-            </w:pPr>
-            <w:r>
-              <w:rPr>
-                <w:rFonts w:hint="eastAsia" w:ascii="Times New Roman" w:hAnsi="Times New Roman" w:eastAsia="微软雅黑" w:cs="Times New Roman"/>
-                <w:b/>
+              <w:ind w:left="162" w:leftChars="0" w:right="163" w:rightChars="0"/>
+              <w:jc w:val="center"/>
+              <w:rPr>
+                <w:rFonts w:ascii="Times New Roman" w:hAnsi="Times New Roman" w:eastAsia="微软雅黑" w:cs="Times New Roman"/>
+                <w:b/>
+                <w:sz w:val="21"/>
+                <w:szCs w:val="21"/>
+                <w:lang w:eastAsia="zh-CN"/>
+              </w:rPr>
+            </w:pPr>
+            <w:r>
+              <w:rPr>
+                <w:rFonts w:hint="default" w:ascii="Times New Roman" w:hAnsi="Times New Roman" w:eastAsia="微软雅黑" w:cs="Times New Roman"/>
+                <w:b/>
+                <w:sz w:val="21"/>
+                <w:szCs w:val="21"/>
+                <w:lang w:eastAsia="zh-CN"/>
+              </w:rPr>
+              <w:t>{{ tip.comutation</w:t>
+            </w:r>
+            <w:r>
+              <w:rPr>
+                <w:rFonts w:hint="eastAsia" w:ascii="Times New Roman" w:hAnsi="Times New Roman" w:eastAsia="微软雅黑" w:cs="Times New Roman"/>
+                <w:b/>
+                <w:sz w:val="21"/>
+                <w:szCs w:val="21"/>
+                <w:lang w:val="en-US" w:eastAsia="zh-CN"/>
+              </w:rPr>
+              <w:t>1</w:t>
+            </w:r>
+            <w:r>
+              <w:rPr>
+                <w:rFonts w:hint="default" w:ascii="Times New Roman" w:hAnsi="Times New Roman" w:eastAsia="微软雅黑" w:cs="Times New Roman"/>
+                <w:b/>
+                <w:sz w:val="21"/>
+                <w:szCs w:val="21"/>
+                <w:lang w:eastAsia="zh-CN"/>
+              </w:rPr>
+              <w:t xml:space="preserve"> }}</w:t>
+            </w:r>
+          </w:p>
+        </w:tc>
+        <w:tc>
+          <w:tcPr>
+            <w:tcW w:w="1463" w:type="dxa"/>
+            <w:shd w:val="clear" w:color="auto" w:fill="auto"/>
+            <w:vAlign w:val="center"/>
+          </w:tcPr>
+          <w:p>
+            <w:pPr>
+              <w:spacing w:before="2"/>
+              <w:ind w:left="116" w:leftChars="0" w:right="116" w:rightChars="0"/>
+              <w:jc w:val="center"/>
+              <w:rPr>
+                <w:rFonts w:ascii="Times New Roman" w:hAnsi="Times New Roman" w:eastAsia="微软雅黑" w:cs="Times New Roman"/>
+                <w:sz w:val="21"/>
+                <w:szCs w:val="21"/>
+                <w:lang w:eastAsia="zh-CN"/>
+              </w:rPr>
+            </w:pPr>
+            <w:r>
+              <w:rPr>
+                <w:rFonts w:hint="default" w:ascii="Times New Roman" w:hAnsi="Times New Roman" w:eastAsia="微软雅黑" w:cs="Times New Roman"/>
                 <w:sz w:val="21"/>
                 <w:szCs w:val="21"/>
                 <w:lang w:eastAsia="zh-CN"/>
               </w:rPr>
               <w:t>{{ tip.comutation }}</w:t>
-            </w:r>
-          </w:p>
-        </w:tc>
-        <w:tc>
-          <w:tcPr>
-            <w:tcW w:w="759" w:type="pct"/>
-            <w:shd w:val="clear" w:color="auto" w:fill="auto"/>
-            <w:vAlign w:val="center"/>
-          </w:tcPr>
-          <w:p>
-            <w:pPr>
-              <w:spacing w:before="2"/>
-              <w:ind w:left="116" w:right="116"/>
-              <w:jc w:val="center"/>
-              <w:rPr>
-                <w:rFonts w:ascii="Times New Roman" w:hAnsi="Times New Roman" w:eastAsia="微软雅黑" w:cs="Times New Roman"/>
-                <w:sz w:val="21"/>
-                <w:szCs w:val="21"/>
-                <w:lang w:eastAsia="zh-CN"/>
-              </w:rPr>
-            </w:pPr>
-            <w:r>
-              <w:rPr>
-                <w:rFonts w:hint="eastAsia" w:ascii="Times New Roman" w:hAnsi="Times New Roman" w:eastAsia="微软雅黑" w:cs="Times New Roman"/>
-                <w:sz w:val="21"/>
-                <w:szCs w:val="21"/>
-                <w:lang w:val="en-US" w:eastAsia="zh-CN"/>
-              </w:rPr>
-              <w:t>-</w:t>
             </w:r>
           </w:p>
         </w:tc>
@@ -8707,6 +8732,7 @@
             <w:insideH w:val="dashed" w:color="244061" w:sz="4" w:space="0"/>
             <w:insideV w:val="dashed" w:color="244061" w:sz="4" w:space="0"/>
           </w:tblBorders>
+          <w:shd w:val="clear" w:color="auto" w:fill="auto"/>
           <w:tblCellMar>
             <w:top w:w="0" w:type="dxa"/>
             <w:left w:w="108" w:type="dxa"/>
@@ -8876,6 +8902,7 @@
             <w:insideH w:val="dashed" w:color="244061" w:sz="4" w:space="0"/>
             <w:insideV w:val="dashed" w:color="244061" w:sz="4" w:space="0"/>
           </w:tblBorders>
+          <w:shd w:val="clear" w:color="auto" w:fill="auto"/>
           <w:tblCellMar>
             <w:top w:w="0" w:type="dxa"/>
             <w:left w:w="108" w:type="dxa"/>
@@ -9127,6 +9154,7 @@
             <w:insideH w:val="dashed" w:color="244061" w:sz="4" w:space="0"/>
             <w:insideV w:val="dashed" w:color="244061" w:sz="4" w:space="0"/>
           </w:tblBorders>
+          <w:shd w:val="clear" w:color="auto" w:fill="auto"/>
           <w:tblCellMar>
             <w:top w:w="0" w:type="dxa"/>
             <w:left w:w="108" w:type="dxa"/>
@@ -11370,10 +11398,10 @@
           <w:shd w:val="clear" w:color="auto" w:fill="17365D"/>
         </w:rPr>
       </w:pPr>
-      <w:bookmarkStart w:id="20" w:name="_Toc526855037"/>
-      <w:bookmarkStart w:id="21" w:name="_Toc527112385"/>
-      <w:bookmarkStart w:id="22" w:name="_Toc25428"/>
-      <w:bookmarkStart w:id="23" w:name="_Toc534637498"/>
+      <w:bookmarkStart w:id="20" w:name="_Toc527112385"/>
+      <w:bookmarkStart w:id="21" w:name="_Toc25428"/>
+      <w:bookmarkStart w:id="22" w:name="_Toc534637498"/>
+      <w:bookmarkStart w:id="23" w:name="_Toc526855037"/>
       <w:r>
         <w:rPr>
           <w:rFonts w:hint="eastAsia" w:ascii="微软雅黑" w:hAnsi="微软雅黑" w:eastAsia="微软雅黑" w:cs="微软雅黑"/>
@@ -11426,11 +11454,11 @@
           <w:lang w:val="en-US" w:eastAsia="zh-CN"/>
         </w:rPr>
       </w:pPr>
-      <w:bookmarkStart w:id="24" w:name="_Toc22255"/>
-      <w:bookmarkStart w:id="25" w:name="_Toc32443_WPSOffice_Level2"/>
-      <w:bookmarkStart w:id="26" w:name="_Toc4331_WPSOffice_Level2"/>
-      <w:bookmarkStart w:id="27" w:name="_Toc23606"/>
-      <w:bookmarkStart w:id="28" w:name="_Toc6468"/>
+      <w:bookmarkStart w:id="24" w:name="_Toc32443_WPSOffice_Level2"/>
+      <w:bookmarkStart w:id="25" w:name="_Toc4331_WPSOffice_Level2"/>
+      <w:bookmarkStart w:id="26" w:name="_Toc6468"/>
+      <w:bookmarkStart w:id="27" w:name="_Toc22255"/>
+      <w:bookmarkStart w:id="28" w:name="_Toc23606"/>
       <w:r>
         <w:rPr>
           <w:rFonts w:hint="eastAsia" w:ascii="微软雅黑" w:hAnsi="微软雅黑" w:eastAsia="微软雅黑" w:cs="微软雅黑"/>
@@ -11579,9 +11607,9 @@
           </w14:textFill>
         </w:rPr>
       </w:pPr>
-      <w:bookmarkStart w:id="29" w:name="_Toc6931_WPSOffice_Level3"/>
-      <w:bookmarkStart w:id="30" w:name="_Toc18091_WPSOffice_Level3"/>
-      <w:bookmarkStart w:id="31" w:name="_Toc15289_WPSOffice_Level3"/>
+      <w:bookmarkStart w:id="29" w:name="_Toc18091_WPSOffice_Level3"/>
+      <w:bookmarkStart w:id="30" w:name="_Toc15289_WPSOffice_Level3"/>
+      <w:bookmarkStart w:id="31" w:name="_Toc6931_WPSOffice_Level3"/>
       <w:r>
         <w:rPr>
           <w:rFonts w:hint="eastAsia" w:ascii="Times New Roman" w:hAnsi="Times New Roman" w:eastAsia="微软雅黑" w:cs="Times New Roman"/>
@@ -15255,7 +15283,31 @@
           <w:szCs w:val="24"/>
           <w:lang w:eastAsia="zh-CN"/>
         </w:rPr>
-        <w:t>{{ tdd.comutation }}</w:t>
+        <w:t>{{ tdd.comutation</w:t>
+      </w:r>
+      <w:r>
+        <w:rPr>
+          <w:rFonts w:hint="eastAsia" w:ascii="Times New Roman" w:hAnsi="Times New Roman" w:eastAsia="微软雅黑" w:cs="Times New Roman"/>
+          <w:b/>
+          <w:color w:val="auto"/>
+          <w:sz w:val="24"/>
+          <w:szCs w:val="24"/>
+          <w:lang w:val="en-US" w:eastAsia="zh-CN"/>
+        </w:rPr>
+        <w:t>1</w:t>
+      </w:r>
+      <w:bookmarkStart w:id="42" w:name="_GoBack"/>
+      <w:bookmarkEnd w:id="42"/>
+      <w:r>
+        <w:rPr>
+          <w:rFonts w:hint="eastAsia" w:ascii="Times New Roman" w:hAnsi="Times New Roman" w:eastAsia="微软雅黑" w:cs="Times New Roman"/>
+          <w:b/>
+          <w:color w:val="auto"/>
+          <w:sz w:val="24"/>
+          <w:szCs w:val="24"/>
+          <w:lang w:eastAsia="zh-CN"/>
+        </w:rPr>
+        <w:t xml:space="preserve"> }}</w:t>
       </w:r>
     </w:p>
     <w:tbl>
@@ -15379,7 +15431,7 @@
                 <w:szCs w:val="18"/>
                 <w:lang w:val="en-US" w:eastAsia="zh-CN"/>
               </w:rPr>
-              <w:t>-</w:t>
+              <w:t>{{tdd.comutation}}</w:t>
             </w:r>
           </w:p>
         </w:tc>
@@ -20753,9 +20805,9 @@
           <w:lang w:val="en-US" w:eastAsia="zh-CN"/>
         </w:rPr>
       </w:pPr>
-      <w:bookmarkStart w:id="32" w:name="_Toc534637499"/>
-      <w:bookmarkStart w:id="33" w:name="_Toc527112386"/>
-      <w:bookmarkStart w:id="34" w:name="_Toc526855038"/>
+      <w:bookmarkStart w:id="32" w:name="_Toc526855038"/>
+      <w:bookmarkStart w:id="33" w:name="_Toc534637499"/>
+      <w:bookmarkStart w:id="34" w:name="_Toc527112386"/>
       <w:r>
         <w:rPr>
           <w:rFonts w:hint="eastAsia" w:ascii="微软雅黑" w:hAnsi="微软雅黑" w:eastAsia="微软雅黑" w:cs="微软雅黑"/>
@@ -23222,12 +23274,12 @@
         </w:rPr>
       </w:pPr>
       <w:bookmarkStart w:id="35" w:name="_Toc22484_WPSOffice_Level1"/>
-      <w:bookmarkStart w:id="36" w:name="_Toc22458"/>
-      <w:bookmarkStart w:id="37" w:name="_Toc30533"/>
+      <w:bookmarkStart w:id="36" w:name="_Toc16368_WPSOffice_Level1"/>
+      <w:bookmarkStart w:id="37" w:name="_Toc28910_WPSOffice_Level1"/>
       <w:bookmarkStart w:id="38" w:name="_Toc19099"/>
       <w:bookmarkStart w:id="39" w:name="_Toc7549"/>
-      <w:bookmarkStart w:id="40" w:name="_Toc28910_WPSOffice_Level1"/>
-      <w:bookmarkStart w:id="41" w:name="_Toc16368_WPSOffice_Level1"/>
+      <w:bookmarkStart w:id="40" w:name="_Toc22458"/>
+      <w:bookmarkStart w:id="41" w:name="_Toc30533"/>
       <w:r>
         <w:rPr>
           <w:rFonts w:hint="eastAsia" w:ascii="微软雅黑" w:hAnsi="微软雅黑" w:eastAsia="微软雅黑" w:cs="微软雅黑"/>

--- a/WebContent/docx/乳腺癌56基因检测报告-单样本-三峡.docx
+++ b/WebContent/docx/乳腺癌56基因检测报告-单样本-三峡.docx
@@ -109,12 +109,6 @@
             <w:insideH w:val="none" w:color="auto" w:sz="0" w:space="0"/>
             <w:insideV w:val="none" w:color="auto" w:sz="0" w:space="0"/>
           </w:tblBorders>
-          <w:tblCellMar>
-            <w:top w:w="0" w:type="dxa"/>
-            <w:left w:w="108" w:type="dxa"/>
-            <w:bottom w:w="0" w:type="dxa"/>
-            <w:right w:w="108" w:type="dxa"/>
-          </w:tblCellMar>
         </w:tblPrEx>
         <w:trPr>
           <w:trHeight w:val="567" w:hRule="atLeast"/>
@@ -2438,6 +2432,7 @@
             <w:insideH w:val="single" w:color="243F61" w:themeColor="accent1" w:themeShade="7F" w:sz="6" w:space="0"/>
             <w:insideV w:val="single" w:color="243F61" w:themeColor="accent1" w:themeShade="7F" w:sz="6" w:space="0"/>
           </w:tblBorders>
+          <w:shd w:val="clear" w:color="auto" w:fill="auto"/>
           <w:tblCellMar>
             <w:top w:w="0" w:type="dxa"/>
             <w:left w:w="0" w:type="dxa"/>
@@ -2648,399 +2643,6 @@
                 <w:lang w:val="en-US" w:eastAsia="zh-CN" w:bidi="ar-SA"/>
               </w:rPr>
               <w:t>{%tr if PDInfo != undefined %}</w:t>
-            </w:r>
-          </w:p>
-        </w:tc>
-      </w:tr>
-      <w:tr>
-        <w:tblPrEx>
-          <w:tblBorders>
-            <w:top w:val="single" w:color="243F61" w:themeColor="accent1" w:themeShade="7F" w:sz="24" w:space="0"/>
-            <w:left w:val="none" w:color="auto" w:sz="0" w:space="0"/>
-            <w:bottom w:val="single" w:color="243F61" w:themeColor="accent1" w:themeShade="7F" w:sz="6" w:space="0"/>
-            <w:right w:val="none" w:color="auto" w:sz="0" w:space="0"/>
-            <w:insideH w:val="single" w:color="243F61" w:themeColor="accent1" w:themeShade="7F" w:sz="6" w:space="0"/>
-            <w:insideV w:val="single" w:color="243F61" w:themeColor="accent1" w:themeShade="7F" w:sz="6" w:space="0"/>
-          </w:tblBorders>
-          <w:tblCellMar>
-            <w:top w:w="0" w:type="dxa"/>
-            <w:left w:w="0" w:type="dxa"/>
-            <w:bottom w:w="0" w:type="dxa"/>
-            <w:right w:w="0" w:type="dxa"/>
-          </w:tblCellMar>
-        </w:tblPrEx>
-        <w:trPr>
-          <w:trHeight w:val="490" w:hRule="atLeast"/>
-          <w:jc w:val="center"/>
-        </w:trPr>
-        <w:tc>
-          <w:tcPr>
-            <w:tcW w:w="3876" w:type="dxa"/>
-            <w:tcBorders>
-              <w:tl2br w:val="nil"/>
-              <w:tr2bl w:val="nil"/>
-            </w:tcBorders>
-            <w:shd w:val="clear" w:color="auto" w:fill="auto"/>
-            <w:vAlign w:val="center"/>
-          </w:tcPr>
-          <w:p>
-            <w:pPr>
-              <w:pStyle w:val="33"/>
-              <w:ind w:left="119" w:leftChars="0"/>
-              <w:rPr>
-                <w:rFonts w:ascii="Times New Roman" w:hAnsi="Times New Roman" w:eastAsia="微软雅黑" w:cs="Times New Roman"/>
-                <w:b w:val="0"/>
-                <w:bCs w:val="0"/>
-                <w:sz w:val="21"/>
-                <w:szCs w:val="21"/>
-                <w:highlight w:val="none"/>
-                <w:lang w:val="en-US" w:eastAsia="zh-CN" w:bidi="ar-SA"/>
-              </w:rPr>
-            </w:pPr>
-            <w:r>
-              <w:rPr>
-                <w:rFonts w:ascii="Times New Roman" w:hAnsi="Times New Roman" w:eastAsia="微软雅黑" w:cs="Times New Roman"/>
-                <w:b w:val="0"/>
-                <w:bCs w:val="0"/>
-                <w:sz w:val="21"/>
-                <w:szCs w:val="21"/>
-                <w:highlight w:val="none"/>
-              </w:rPr>
-              <w:t>PD-L1蛋白表达水平</w:t>
-            </w:r>
-            <w:r>
-              <w:rPr>
-                <w:rFonts w:ascii="Times New Roman" w:hAnsi="Times New Roman" w:eastAsia="微软雅黑" w:cs="Times New Roman"/>
-                <w:b w:val="0"/>
-                <w:bCs w:val="0"/>
-                <w:sz w:val="21"/>
-                <w:szCs w:val="21"/>
-                <w:highlight w:val="none"/>
-              </w:rPr>
-              <w:tab/>
-            </w:r>
-          </w:p>
-        </w:tc>
-        <w:tc>
-          <w:tcPr>
-            <w:tcW w:w="5682" w:type="dxa"/>
-            <w:tcBorders>
-              <w:tl2br w:val="nil"/>
-              <w:tr2bl w:val="nil"/>
-            </w:tcBorders>
-            <w:shd w:val="clear" w:color="auto" w:fill="auto"/>
-            <w:vAlign w:val="center"/>
-          </w:tcPr>
-          <w:p>
-            <w:pPr>
-              <w:pStyle w:val="33"/>
-              <w:keepNext w:val="0"/>
-              <w:keepLines w:val="0"/>
-              <w:pageBreakBefore w:val="0"/>
-              <w:widowControl w:val="0"/>
-              <w:kinsoku/>
-              <w:wordWrap/>
-              <w:overflowPunct/>
-              <w:topLinePunct w:val="0"/>
-              <w:autoSpaceDE/>
-              <w:autoSpaceDN/>
-              <w:bidi w:val="0"/>
-              <w:adjustRightInd/>
-              <w:snapToGrid/>
-              <w:ind w:left="119" w:leftChars="0" w:right="119" w:rightChars="0"/>
-              <w:jc w:val="left"/>
-              <w:textAlignment w:val="auto"/>
-              <w:rPr>
-                <w:rFonts w:ascii="Times New Roman" w:hAnsi="Times New Roman" w:eastAsia="微软雅黑" w:cs="Times New Roman"/>
-                <w:b w:val="0"/>
-                <w:bCs w:val="0"/>
-                <w:sz w:val="21"/>
-                <w:szCs w:val="21"/>
-                <w:highlight w:val="none"/>
-                <w:lang w:val="en-US" w:eastAsia="zh-CN" w:bidi="ar-SA"/>
-              </w:rPr>
-            </w:pPr>
-            <w:r>
-              <w:rPr>
-                <w:rFonts w:hint="eastAsia" w:ascii="Times New Roman" w:hAnsi="Times New Roman" w:eastAsia="微软雅黑" w:cs="Times New Roman"/>
-                <w:b w:val="0"/>
-                <w:bCs w:val="0"/>
-                <w:color w:val="auto"/>
-                <w:sz w:val="21"/>
-                <w:szCs w:val="21"/>
-                <w:highlight w:val="none"/>
-                <w:lang w:eastAsia="zh-CN"/>
-              </w:rPr>
-              <w:t>使用{{</w:t>
-            </w:r>
-            <w:r>
-              <w:rPr>
-                <w:rFonts w:ascii="Times New Roman" w:hAnsi="Times New Roman" w:eastAsia="微软雅黑" w:cs="Times New Roman"/>
-                <w:b w:val="0"/>
-                <w:bCs w:val="0"/>
-                <w:color w:val="auto"/>
-                <w:sz w:val="21"/>
-                <w:szCs w:val="21"/>
-                <w:highlight w:val="none"/>
-                <w:lang w:eastAsia="zh-CN"/>
-              </w:rPr>
-              <w:t xml:space="preserve"> PDInfo</w:t>
-            </w:r>
-            <w:r>
-              <w:rPr>
-                <w:rFonts w:hint="eastAsia" w:ascii="Times New Roman" w:hAnsi="Times New Roman" w:eastAsia="微软雅黑" w:cs="Times New Roman"/>
-                <w:b w:val="0"/>
-                <w:bCs w:val="0"/>
-                <w:color w:val="auto"/>
-                <w:sz w:val="21"/>
-                <w:szCs w:val="21"/>
-                <w:highlight w:val="none"/>
-                <w:lang w:eastAsia="zh-CN"/>
-              </w:rPr>
-              <w:t>.</w:t>
-            </w:r>
-            <w:r>
-              <w:rPr>
-                <w:rFonts w:ascii="Times New Roman" w:hAnsi="Times New Roman" w:eastAsia="微软雅黑" w:cs="Times New Roman"/>
-                <w:b w:val="0"/>
-                <w:bCs w:val="0"/>
-                <w:color w:val="auto"/>
-                <w:sz w:val="21"/>
-                <w:szCs w:val="21"/>
-                <w:highlight w:val="none"/>
-                <w:lang w:eastAsia="zh-CN"/>
-              </w:rPr>
-              <w:t>Detect_antibody</w:t>
-            </w:r>
-            <w:r>
-              <w:rPr>
-                <w:rFonts w:hint="eastAsia" w:ascii="Times New Roman" w:hAnsi="Times New Roman" w:eastAsia="微软雅黑" w:cs="Times New Roman"/>
-                <w:b w:val="0"/>
-                <w:bCs w:val="0"/>
-                <w:color w:val="auto"/>
-                <w:sz w:val="21"/>
-                <w:szCs w:val="21"/>
-                <w:highlight w:val="none"/>
-                <w:lang w:eastAsia="zh-CN"/>
-              </w:rPr>
-              <w:t xml:space="preserve"> }}抗体；T</w:t>
-            </w:r>
-            <w:r>
-              <w:rPr>
-                <w:rFonts w:ascii="Times New Roman" w:hAnsi="Times New Roman" w:eastAsia="微软雅黑" w:cs="Times New Roman"/>
-                <w:b w:val="0"/>
-                <w:bCs w:val="0"/>
-                <w:color w:val="auto"/>
-                <w:sz w:val="21"/>
-                <w:szCs w:val="21"/>
-                <w:highlight w:val="none"/>
-                <w:lang w:eastAsia="zh-CN"/>
-              </w:rPr>
-              <w:t>PS</w:t>
-            </w:r>
-            <w:r>
-              <w:rPr>
-                <w:rFonts w:hint="eastAsia" w:ascii="Times New Roman" w:hAnsi="Times New Roman" w:eastAsia="微软雅黑" w:cs="Times New Roman"/>
-                <w:b w:val="0"/>
-                <w:bCs w:val="0"/>
-                <w:color w:val="auto"/>
-                <w:sz w:val="21"/>
-                <w:szCs w:val="21"/>
-                <w:highlight w:val="none"/>
-                <w:lang w:eastAsia="zh-CN"/>
-              </w:rPr>
-              <w:t>:</w:t>
-            </w:r>
-            <w:r>
-              <w:rPr>
-                <w:rFonts w:ascii="Times New Roman" w:hAnsi="Times New Roman" w:eastAsia="微软雅黑" w:cs="Times New Roman"/>
-                <w:b w:val="0"/>
-                <w:bCs w:val="0"/>
-                <w:color w:val="auto"/>
-                <w:sz w:val="21"/>
-                <w:szCs w:val="21"/>
-                <w:highlight w:val="none"/>
-                <w:lang w:eastAsia="zh-CN"/>
-              </w:rPr>
-              <w:t xml:space="preserve"> </w:t>
-            </w:r>
-            <w:r>
-              <w:rPr>
-                <w:rFonts w:hint="eastAsia" w:ascii="Times New Roman" w:hAnsi="Times New Roman" w:eastAsia="微软雅黑" w:cs="Times New Roman"/>
-                <w:b w:val="0"/>
-                <w:bCs w:val="0"/>
-                <w:color w:val="auto"/>
-                <w:sz w:val="21"/>
-                <w:szCs w:val="21"/>
-                <w:highlight w:val="none"/>
-                <w:lang w:eastAsia="zh-CN"/>
-              </w:rPr>
-              <w:t>{{</w:t>
-            </w:r>
-            <w:r>
-              <w:rPr>
-                <w:rFonts w:ascii="Times New Roman" w:hAnsi="Times New Roman" w:eastAsia="微软雅黑" w:cs="Times New Roman"/>
-                <w:b w:val="0"/>
-                <w:bCs w:val="0"/>
-                <w:color w:val="auto"/>
-                <w:sz w:val="21"/>
-                <w:szCs w:val="21"/>
-                <w:highlight w:val="none"/>
-                <w:lang w:eastAsia="zh-CN"/>
-              </w:rPr>
-              <w:t xml:space="preserve"> PDInfo</w:t>
-            </w:r>
-            <w:r>
-              <w:rPr>
-                <w:rFonts w:hint="eastAsia" w:ascii="Times New Roman" w:hAnsi="Times New Roman" w:eastAsia="微软雅黑" w:cs="Times New Roman"/>
-                <w:b w:val="0"/>
-                <w:bCs w:val="0"/>
-                <w:color w:val="auto"/>
-                <w:sz w:val="21"/>
-                <w:szCs w:val="21"/>
-                <w:highlight w:val="none"/>
-                <w:lang w:eastAsia="zh-CN"/>
-              </w:rPr>
-              <w:t>.TPS }}，</w:t>
-            </w:r>
-            <w:r>
-              <w:rPr>
-                <w:rFonts w:ascii="Times New Roman" w:hAnsi="Times New Roman" w:eastAsia="微软雅黑" w:cs="Times New Roman"/>
-                <w:b w:val="0"/>
-                <w:bCs w:val="0"/>
-                <w:color w:val="auto"/>
-                <w:sz w:val="21"/>
-                <w:szCs w:val="21"/>
-                <w:highlight w:val="none"/>
-                <w:lang w:eastAsia="zh-CN"/>
-              </w:rPr>
-              <w:t xml:space="preserve"> CPS </w:t>
-            </w:r>
-            <w:r>
-              <w:rPr>
-                <w:rFonts w:hint="eastAsia" w:ascii="Times New Roman" w:hAnsi="Times New Roman" w:eastAsia="微软雅黑" w:cs="Times New Roman"/>
-                <w:b w:val="0"/>
-                <w:bCs w:val="0"/>
-                <w:color w:val="auto"/>
-                <w:sz w:val="21"/>
-                <w:szCs w:val="21"/>
-                <w:highlight w:val="none"/>
-                <w:lang w:eastAsia="zh-CN"/>
-              </w:rPr>
-              <w:t>:</w:t>
-            </w:r>
-            <w:r>
-              <w:rPr>
-                <w:rFonts w:ascii="Times New Roman" w:hAnsi="Times New Roman" w:eastAsia="微软雅黑" w:cs="Times New Roman"/>
-                <w:b w:val="0"/>
-                <w:bCs w:val="0"/>
-                <w:color w:val="auto"/>
-                <w:sz w:val="21"/>
-                <w:szCs w:val="21"/>
-                <w:highlight w:val="none"/>
-                <w:lang w:eastAsia="zh-CN"/>
-              </w:rPr>
-              <w:t xml:space="preserve"> </w:t>
-            </w:r>
-            <w:r>
-              <w:rPr>
-                <w:rFonts w:hint="eastAsia" w:ascii="Times New Roman" w:hAnsi="Times New Roman" w:eastAsia="微软雅黑" w:cs="Times New Roman"/>
-                <w:b w:val="0"/>
-                <w:bCs w:val="0"/>
-                <w:color w:val="auto"/>
-                <w:sz w:val="21"/>
-                <w:szCs w:val="21"/>
-                <w:highlight w:val="none"/>
-                <w:lang w:eastAsia="zh-CN"/>
-              </w:rPr>
-              <w:t>{{</w:t>
-            </w:r>
-            <w:r>
-              <w:rPr>
-                <w:rFonts w:ascii="Times New Roman" w:hAnsi="Times New Roman" w:eastAsia="微软雅黑" w:cs="Times New Roman"/>
-                <w:b w:val="0"/>
-                <w:bCs w:val="0"/>
-                <w:color w:val="auto"/>
-                <w:sz w:val="21"/>
-                <w:szCs w:val="21"/>
-                <w:highlight w:val="none"/>
-                <w:lang w:eastAsia="zh-CN"/>
-              </w:rPr>
-              <w:t xml:space="preserve"> PDInfo</w:t>
-            </w:r>
-            <w:r>
-              <w:rPr>
-                <w:rFonts w:hint="eastAsia" w:ascii="Times New Roman" w:hAnsi="Times New Roman" w:eastAsia="微软雅黑" w:cs="Times New Roman"/>
-                <w:b w:val="0"/>
-                <w:bCs w:val="0"/>
-                <w:color w:val="auto"/>
-                <w:sz w:val="21"/>
-                <w:szCs w:val="21"/>
-                <w:highlight w:val="none"/>
-                <w:lang w:eastAsia="zh-CN"/>
-              </w:rPr>
-              <w:t>.CPS }}</w:t>
-            </w:r>
-          </w:p>
-        </w:tc>
-      </w:tr>
-      <w:tr>
-        <w:tblPrEx>
-          <w:tblBorders>
-            <w:top w:val="single" w:color="243F61" w:themeColor="accent1" w:themeShade="7F" w:sz="24" w:space="0"/>
-            <w:left w:val="none" w:color="auto" w:sz="0" w:space="0"/>
-            <w:bottom w:val="single" w:color="243F61" w:themeColor="accent1" w:themeShade="7F" w:sz="6" w:space="0"/>
-            <w:right w:val="none" w:color="auto" w:sz="0" w:space="0"/>
-            <w:insideH w:val="single" w:color="243F61" w:themeColor="accent1" w:themeShade="7F" w:sz="6" w:space="0"/>
-            <w:insideV w:val="single" w:color="243F61" w:themeColor="accent1" w:themeShade="7F" w:sz="6" w:space="0"/>
-          </w:tblBorders>
-          <w:tblCellMar>
-            <w:top w:w="0" w:type="dxa"/>
-            <w:left w:w="0" w:type="dxa"/>
-            <w:bottom w:w="0" w:type="dxa"/>
-            <w:right w:w="0" w:type="dxa"/>
-          </w:tblCellMar>
-        </w:tblPrEx>
-        <w:trPr>
-          <w:trHeight w:val="490" w:hRule="atLeast"/>
-          <w:jc w:val="center"/>
-        </w:trPr>
-        <w:tc>
-          <w:tcPr>
-            <w:tcW w:w="9558" w:type="dxa"/>
-            <w:gridSpan w:val="2"/>
-            <w:tcBorders>
-              <w:tl2br w:val="nil"/>
-              <w:tr2bl w:val="nil"/>
-            </w:tcBorders>
-            <w:shd w:val="clear" w:color="auto" w:fill="auto"/>
-            <w:vAlign w:val="center"/>
-          </w:tcPr>
-          <w:p>
-            <w:pPr>
-              <w:pStyle w:val="33"/>
-              <w:spacing w:before="77"/>
-              <w:ind w:left="119" w:leftChars="0" w:right="119" w:rightChars="0"/>
-              <w:jc w:val="left"/>
-              <w:rPr>
-                <w:rFonts w:ascii="Times New Roman" w:hAnsi="Times New Roman" w:eastAsia="微软雅黑" w:cs="Times New Roman"/>
-                <w:sz w:val="21"/>
-                <w:szCs w:val="21"/>
-                <w:highlight w:val="none"/>
-                <w:lang w:val="en-US" w:eastAsia="zh-CN" w:bidi="ar-SA"/>
-              </w:rPr>
-            </w:pPr>
-            <w:r>
-              <w:rPr>
-                <w:rFonts w:hint="eastAsia" w:ascii="Times New Roman" w:hAnsi="Times New Roman" w:eastAsia="微软雅黑" w:cs="Times New Roman"/>
-                <w:b w:val="0"/>
-                <w:bCs w:val="0"/>
-                <w:sz w:val="21"/>
-                <w:szCs w:val="21"/>
-                <w:highlight w:val="none"/>
-                <w:lang w:val="en-US" w:eastAsia="zh-CN" w:bidi="ar-SA"/>
-              </w:rPr>
-              <w:t>{%tr endif %}</w:t>
             </w:r>
           </w:p>
         </w:tc>
@@ -3080,6 +2682,400 @@
           <w:p>
             <w:pPr>
               <w:pStyle w:val="33"/>
+              <w:ind w:left="119" w:leftChars="0"/>
+              <w:rPr>
+                <w:rFonts w:ascii="Times New Roman" w:hAnsi="Times New Roman" w:eastAsia="微软雅黑" w:cs="Times New Roman"/>
+                <w:b w:val="0"/>
+                <w:bCs w:val="0"/>
+                <w:sz w:val="21"/>
+                <w:szCs w:val="21"/>
+                <w:highlight w:val="none"/>
+                <w:lang w:val="en-US" w:eastAsia="zh-CN" w:bidi="ar-SA"/>
+              </w:rPr>
+            </w:pPr>
+            <w:r>
+              <w:rPr>
+                <w:rFonts w:ascii="Times New Roman" w:hAnsi="Times New Roman" w:eastAsia="微软雅黑" w:cs="Times New Roman"/>
+                <w:b w:val="0"/>
+                <w:bCs w:val="0"/>
+                <w:sz w:val="21"/>
+                <w:szCs w:val="21"/>
+                <w:highlight w:val="none"/>
+              </w:rPr>
+              <w:t>PD-L1蛋白表达水平</w:t>
+            </w:r>
+            <w:r>
+              <w:rPr>
+                <w:rFonts w:ascii="Times New Roman" w:hAnsi="Times New Roman" w:eastAsia="微软雅黑" w:cs="Times New Roman"/>
+                <w:b w:val="0"/>
+                <w:bCs w:val="0"/>
+                <w:sz w:val="21"/>
+                <w:szCs w:val="21"/>
+                <w:highlight w:val="none"/>
+              </w:rPr>
+              <w:tab/>
+            </w:r>
+          </w:p>
+        </w:tc>
+        <w:tc>
+          <w:tcPr>
+            <w:tcW w:w="5682" w:type="dxa"/>
+            <w:tcBorders>
+              <w:tl2br w:val="nil"/>
+              <w:tr2bl w:val="nil"/>
+            </w:tcBorders>
+            <w:shd w:val="clear" w:color="auto" w:fill="auto"/>
+            <w:vAlign w:val="center"/>
+          </w:tcPr>
+          <w:p>
+            <w:pPr>
+              <w:pStyle w:val="33"/>
+              <w:keepNext w:val="0"/>
+              <w:keepLines w:val="0"/>
+              <w:pageBreakBefore w:val="0"/>
+              <w:widowControl w:val="0"/>
+              <w:kinsoku/>
+              <w:wordWrap/>
+              <w:overflowPunct/>
+              <w:topLinePunct w:val="0"/>
+              <w:autoSpaceDE/>
+              <w:autoSpaceDN/>
+              <w:bidi w:val="0"/>
+              <w:adjustRightInd/>
+              <w:snapToGrid/>
+              <w:ind w:left="119" w:leftChars="0" w:right="119" w:rightChars="0"/>
+              <w:jc w:val="left"/>
+              <w:textAlignment w:val="auto"/>
+              <w:rPr>
+                <w:rFonts w:ascii="Times New Roman" w:hAnsi="Times New Roman" w:eastAsia="微软雅黑" w:cs="Times New Roman"/>
+                <w:b w:val="0"/>
+                <w:bCs w:val="0"/>
+                <w:sz w:val="21"/>
+                <w:szCs w:val="21"/>
+                <w:highlight w:val="none"/>
+                <w:lang w:val="en-US" w:eastAsia="zh-CN" w:bidi="ar-SA"/>
+              </w:rPr>
+            </w:pPr>
+            <w:r>
+              <w:rPr>
+                <w:rFonts w:hint="eastAsia" w:ascii="Times New Roman" w:hAnsi="Times New Roman" w:eastAsia="微软雅黑" w:cs="Times New Roman"/>
+                <w:b w:val="0"/>
+                <w:bCs w:val="0"/>
+                <w:color w:val="auto"/>
+                <w:sz w:val="21"/>
+                <w:szCs w:val="21"/>
+                <w:highlight w:val="none"/>
+                <w:lang w:eastAsia="zh-CN"/>
+              </w:rPr>
+              <w:t>使用{{</w:t>
+            </w:r>
+            <w:r>
+              <w:rPr>
+                <w:rFonts w:ascii="Times New Roman" w:hAnsi="Times New Roman" w:eastAsia="微软雅黑" w:cs="Times New Roman"/>
+                <w:b w:val="0"/>
+                <w:bCs w:val="0"/>
+                <w:color w:val="auto"/>
+                <w:sz w:val="21"/>
+                <w:szCs w:val="21"/>
+                <w:highlight w:val="none"/>
+                <w:lang w:eastAsia="zh-CN"/>
+              </w:rPr>
+              <w:t xml:space="preserve"> PDInfo</w:t>
+            </w:r>
+            <w:r>
+              <w:rPr>
+                <w:rFonts w:hint="eastAsia" w:ascii="Times New Roman" w:hAnsi="Times New Roman" w:eastAsia="微软雅黑" w:cs="Times New Roman"/>
+                <w:b w:val="0"/>
+                <w:bCs w:val="0"/>
+                <w:color w:val="auto"/>
+                <w:sz w:val="21"/>
+                <w:szCs w:val="21"/>
+                <w:highlight w:val="none"/>
+                <w:lang w:eastAsia="zh-CN"/>
+              </w:rPr>
+              <w:t>.</w:t>
+            </w:r>
+            <w:r>
+              <w:rPr>
+                <w:rFonts w:ascii="Times New Roman" w:hAnsi="Times New Roman" w:eastAsia="微软雅黑" w:cs="Times New Roman"/>
+                <w:b w:val="0"/>
+                <w:bCs w:val="0"/>
+                <w:color w:val="auto"/>
+                <w:sz w:val="21"/>
+                <w:szCs w:val="21"/>
+                <w:highlight w:val="none"/>
+                <w:lang w:eastAsia="zh-CN"/>
+              </w:rPr>
+              <w:t>Detect_antibody</w:t>
+            </w:r>
+            <w:r>
+              <w:rPr>
+                <w:rFonts w:hint="eastAsia" w:ascii="Times New Roman" w:hAnsi="Times New Roman" w:eastAsia="微软雅黑" w:cs="Times New Roman"/>
+                <w:b w:val="0"/>
+                <w:bCs w:val="0"/>
+                <w:color w:val="auto"/>
+                <w:sz w:val="21"/>
+                <w:szCs w:val="21"/>
+                <w:highlight w:val="none"/>
+                <w:lang w:eastAsia="zh-CN"/>
+              </w:rPr>
+              <w:t xml:space="preserve"> }}抗体；T</w:t>
+            </w:r>
+            <w:r>
+              <w:rPr>
+                <w:rFonts w:ascii="Times New Roman" w:hAnsi="Times New Roman" w:eastAsia="微软雅黑" w:cs="Times New Roman"/>
+                <w:b w:val="0"/>
+                <w:bCs w:val="0"/>
+                <w:color w:val="auto"/>
+                <w:sz w:val="21"/>
+                <w:szCs w:val="21"/>
+                <w:highlight w:val="none"/>
+                <w:lang w:eastAsia="zh-CN"/>
+              </w:rPr>
+              <w:t>PS</w:t>
+            </w:r>
+            <w:r>
+              <w:rPr>
+                <w:rFonts w:hint="eastAsia" w:ascii="Times New Roman" w:hAnsi="Times New Roman" w:eastAsia="微软雅黑" w:cs="Times New Roman"/>
+                <w:b w:val="0"/>
+                <w:bCs w:val="0"/>
+                <w:color w:val="auto"/>
+                <w:sz w:val="21"/>
+                <w:szCs w:val="21"/>
+                <w:highlight w:val="none"/>
+                <w:lang w:eastAsia="zh-CN"/>
+              </w:rPr>
+              <w:t>:</w:t>
+            </w:r>
+            <w:r>
+              <w:rPr>
+                <w:rFonts w:ascii="Times New Roman" w:hAnsi="Times New Roman" w:eastAsia="微软雅黑" w:cs="Times New Roman"/>
+                <w:b w:val="0"/>
+                <w:bCs w:val="0"/>
+                <w:color w:val="auto"/>
+                <w:sz w:val="21"/>
+                <w:szCs w:val="21"/>
+                <w:highlight w:val="none"/>
+                <w:lang w:eastAsia="zh-CN"/>
+              </w:rPr>
+              <w:t xml:space="preserve"> </w:t>
+            </w:r>
+            <w:r>
+              <w:rPr>
+                <w:rFonts w:hint="eastAsia" w:ascii="Times New Roman" w:hAnsi="Times New Roman" w:eastAsia="微软雅黑" w:cs="Times New Roman"/>
+                <w:b w:val="0"/>
+                <w:bCs w:val="0"/>
+                <w:color w:val="auto"/>
+                <w:sz w:val="21"/>
+                <w:szCs w:val="21"/>
+                <w:highlight w:val="none"/>
+                <w:lang w:eastAsia="zh-CN"/>
+              </w:rPr>
+              <w:t>{{</w:t>
+            </w:r>
+            <w:r>
+              <w:rPr>
+                <w:rFonts w:ascii="Times New Roman" w:hAnsi="Times New Roman" w:eastAsia="微软雅黑" w:cs="Times New Roman"/>
+                <w:b w:val="0"/>
+                <w:bCs w:val="0"/>
+                <w:color w:val="auto"/>
+                <w:sz w:val="21"/>
+                <w:szCs w:val="21"/>
+                <w:highlight w:val="none"/>
+                <w:lang w:eastAsia="zh-CN"/>
+              </w:rPr>
+              <w:t xml:space="preserve"> PDInfo</w:t>
+            </w:r>
+            <w:r>
+              <w:rPr>
+                <w:rFonts w:hint="eastAsia" w:ascii="Times New Roman" w:hAnsi="Times New Roman" w:eastAsia="微软雅黑" w:cs="Times New Roman"/>
+                <w:b w:val="0"/>
+                <w:bCs w:val="0"/>
+                <w:color w:val="auto"/>
+                <w:sz w:val="21"/>
+                <w:szCs w:val="21"/>
+                <w:highlight w:val="none"/>
+                <w:lang w:eastAsia="zh-CN"/>
+              </w:rPr>
+              <w:t>.TPS }}，</w:t>
+            </w:r>
+            <w:r>
+              <w:rPr>
+                <w:rFonts w:ascii="Times New Roman" w:hAnsi="Times New Roman" w:eastAsia="微软雅黑" w:cs="Times New Roman"/>
+                <w:b w:val="0"/>
+                <w:bCs w:val="0"/>
+                <w:color w:val="auto"/>
+                <w:sz w:val="21"/>
+                <w:szCs w:val="21"/>
+                <w:highlight w:val="none"/>
+                <w:lang w:eastAsia="zh-CN"/>
+              </w:rPr>
+              <w:t xml:space="preserve"> CPS </w:t>
+            </w:r>
+            <w:r>
+              <w:rPr>
+                <w:rFonts w:hint="eastAsia" w:ascii="Times New Roman" w:hAnsi="Times New Roman" w:eastAsia="微软雅黑" w:cs="Times New Roman"/>
+                <w:b w:val="0"/>
+                <w:bCs w:val="0"/>
+                <w:color w:val="auto"/>
+                <w:sz w:val="21"/>
+                <w:szCs w:val="21"/>
+                <w:highlight w:val="none"/>
+                <w:lang w:eastAsia="zh-CN"/>
+              </w:rPr>
+              <w:t>:</w:t>
+            </w:r>
+            <w:r>
+              <w:rPr>
+                <w:rFonts w:ascii="Times New Roman" w:hAnsi="Times New Roman" w:eastAsia="微软雅黑" w:cs="Times New Roman"/>
+                <w:b w:val="0"/>
+                <w:bCs w:val="0"/>
+                <w:color w:val="auto"/>
+                <w:sz w:val="21"/>
+                <w:szCs w:val="21"/>
+                <w:highlight w:val="none"/>
+                <w:lang w:eastAsia="zh-CN"/>
+              </w:rPr>
+              <w:t xml:space="preserve"> </w:t>
+            </w:r>
+            <w:r>
+              <w:rPr>
+                <w:rFonts w:hint="eastAsia" w:ascii="Times New Roman" w:hAnsi="Times New Roman" w:eastAsia="微软雅黑" w:cs="Times New Roman"/>
+                <w:b w:val="0"/>
+                <w:bCs w:val="0"/>
+                <w:color w:val="auto"/>
+                <w:sz w:val="21"/>
+                <w:szCs w:val="21"/>
+                <w:highlight w:val="none"/>
+                <w:lang w:eastAsia="zh-CN"/>
+              </w:rPr>
+              <w:t>{{</w:t>
+            </w:r>
+            <w:r>
+              <w:rPr>
+                <w:rFonts w:ascii="Times New Roman" w:hAnsi="Times New Roman" w:eastAsia="微软雅黑" w:cs="Times New Roman"/>
+                <w:b w:val="0"/>
+                <w:bCs w:val="0"/>
+                <w:color w:val="auto"/>
+                <w:sz w:val="21"/>
+                <w:szCs w:val="21"/>
+                <w:highlight w:val="none"/>
+                <w:lang w:eastAsia="zh-CN"/>
+              </w:rPr>
+              <w:t xml:space="preserve"> PDInfo</w:t>
+            </w:r>
+            <w:r>
+              <w:rPr>
+                <w:rFonts w:hint="eastAsia" w:ascii="Times New Roman" w:hAnsi="Times New Roman" w:eastAsia="微软雅黑" w:cs="Times New Roman"/>
+                <w:b w:val="0"/>
+                <w:bCs w:val="0"/>
+                <w:color w:val="auto"/>
+                <w:sz w:val="21"/>
+                <w:szCs w:val="21"/>
+                <w:highlight w:val="none"/>
+                <w:lang w:eastAsia="zh-CN"/>
+              </w:rPr>
+              <w:t>.CPS }}</w:t>
+            </w:r>
+          </w:p>
+        </w:tc>
+      </w:tr>
+      <w:tr>
+        <w:tblPrEx>
+          <w:tblBorders>
+            <w:top w:val="single" w:color="243F61" w:themeColor="accent1" w:themeShade="7F" w:sz="24" w:space="0"/>
+            <w:left w:val="none" w:color="auto" w:sz="0" w:space="0"/>
+            <w:bottom w:val="single" w:color="243F61" w:themeColor="accent1" w:themeShade="7F" w:sz="6" w:space="0"/>
+            <w:right w:val="none" w:color="auto" w:sz="0" w:space="0"/>
+            <w:insideH w:val="single" w:color="243F61" w:themeColor="accent1" w:themeShade="7F" w:sz="6" w:space="0"/>
+            <w:insideV w:val="single" w:color="243F61" w:themeColor="accent1" w:themeShade="7F" w:sz="6" w:space="0"/>
+          </w:tblBorders>
+          <w:shd w:val="clear" w:color="auto" w:fill="auto"/>
+          <w:tblCellMar>
+            <w:top w:w="0" w:type="dxa"/>
+            <w:left w:w="0" w:type="dxa"/>
+            <w:bottom w:w="0" w:type="dxa"/>
+            <w:right w:w="0" w:type="dxa"/>
+          </w:tblCellMar>
+        </w:tblPrEx>
+        <w:trPr>
+          <w:trHeight w:val="490" w:hRule="atLeast"/>
+          <w:jc w:val="center"/>
+        </w:trPr>
+        <w:tc>
+          <w:tcPr>
+            <w:tcW w:w="9558" w:type="dxa"/>
+            <w:gridSpan w:val="2"/>
+            <w:tcBorders>
+              <w:tl2br w:val="nil"/>
+              <w:tr2bl w:val="nil"/>
+            </w:tcBorders>
+            <w:shd w:val="clear" w:color="auto" w:fill="auto"/>
+            <w:vAlign w:val="center"/>
+          </w:tcPr>
+          <w:p>
+            <w:pPr>
+              <w:pStyle w:val="33"/>
+              <w:spacing w:before="77"/>
+              <w:ind w:left="119" w:leftChars="0" w:right="119" w:rightChars="0"/>
+              <w:jc w:val="left"/>
+              <w:rPr>
+                <w:rFonts w:ascii="Times New Roman" w:hAnsi="Times New Roman" w:eastAsia="微软雅黑" w:cs="Times New Roman"/>
+                <w:sz w:val="21"/>
+                <w:szCs w:val="21"/>
+                <w:highlight w:val="none"/>
+                <w:lang w:val="en-US" w:eastAsia="zh-CN" w:bidi="ar-SA"/>
+              </w:rPr>
+            </w:pPr>
+            <w:r>
+              <w:rPr>
+                <w:rFonts w:hint="eastAsia" w:ascii="Times New Roman" w:hAnsi="Times New Roman" w:eastAsia="微软雅黑" w:cs="Times New Roman"/>
+                <w:b w:val="0"/>
+                <w:bCs w:val="0"/>
+                <w:sz w:val="21"/>
+                <w:szCs w:val="21"/>
+                <w:highlight w:val="none"/>
+                <w:lang w:val="en-US" w:eastAsia="zh-CN" w:bidi="ar-SA"/>
+              </w:rPr>
+              <w:t>{%tr endif %}</w:t>
+            </w:r>
+          </w:p>
+        </w:tc>
+      </w:tr>
+      <w:tr>
+        <w:tblPrEx>
+          <w:tblBorders>
+            <w:top w:val="single" w:color="243F61" w:themeColor="accent1" w:themeShade="7F" w:sz="24" w:space="0"/>
+            <w:left w:val="none" w:color="auto" w:sz="0" w:space="0"/>
+            <w:bottom w:val="single" w:color="243F61" w:themeColor="accent1" w:themeShade="7F" w:sz="6" w:space="0"/>
+            <w:right w:val="none" w:color="auto" w:sz="0" w:space="0"/>
+            <w:insideH w:val="single" w:color="243F61" w:themeColor="accent1" w:themeShade="7F" w:sz="6" w:space="0"/>
+            <w:insideV w:val="single" w:color="243F61" w:themeColor="accent1" w:themeShade="7F" w:sz="6" w:space="0"/>
+          </w:tblBorders>
+          <w:tblCellMar>
+            <w:top w:w="0" w:type="dxa"/>
+            <w:left w:w="0" w:type="dxa"/>
+            <w:bottom w:w="0" w:type="dxa"/>
+            <w:right w:w="0" w:type="dxa"/>
+          </w:tblCellMar>
+        </w:tblPrEx>
+        <w:trPr>
+          <w:trHeight w:val="490" w:hRule="atLeast"/>
+          <w:jc w:val="center"/>
+        </w:trPr>
+        <w:tc>
+          <w:tcPr>
+            <w:tcW w:w="3876" w:type="dxa"/>
+            <w:tcBorders>
+              <w:tl2br w:val="nil"/>
+              <w:tr2bl w:val="nil"/>
+            </w:tcBorders>
+            <w:shd w:val="clear" w:color="auto" w:fill="auto"/>
+            <w:vAlign w:val="center"/>
+          </w:tcPr>
+          <w:p>
+            <w:pPr>
+              <w:pStyle w:val="33"/>
               <w:keepNext w:val="0"/>
               <w:keepLines w:val="0"/>
               <w:pageBreakBefore w:val="0"/>
@@ -3168,6 +3164,7 @@
             <w:insideH w:val="single" w:color="243F61" w:themeColor="accent1" w:themeShade="7F" w:sz="6" w:space="0"/>
             <w:insideV w:val="single" w:color="243F61" w:themeColor="accent1" w:themeShade="7F" w:sz="6" w:space="0"/>
           </w:tblBorders>
+          <w:shd w:val="clear" w:color="auto" w:fill="auto"/>
           <w:tblCellMar>
             <w:top w:w="0" w:type="dxa"/>
             <w:left w:w="0" w:type="dxa"/>
@@ -3587,12 +3584,12 @@
           <w:lang w:val="en-US" w:eastAsia="zh-CN" w:bidi="ar-SA"/>
         </w:rPr>
       </w:pPr>
-      <w:bookmarkStart w:id="4" w:name="_Toc499"/>
-      <w:bookmarkStart w:id="5" w:name="_Toc2781"/>
-      <w:bookmarkStart w:id="6" w:name="_Toc22132"/>
-      <w:bookmarkStart w:id="7" w:name="_Toc19898_WPSOffice_Level1"/>
-      <w:bookmarkStart w:id="8" w:name="_Toc20136_WPSOffice_Level1"/>
-      <w:bookmarkStart w:id="9" w:name="_Toc2819"/>
+      <w:bookmarkStart w:id="4" w:name="_Toc22132"/>
+      <w:bookmarkStart w:id="5" w:name="_Toc19898_WPSOffice_Level1"/>
+      <w:bookmarkStart w:id="6" w:name="_Toc20136_WPSOffice_Level1"/>
+      <w:bookmarkStart w:id="7" w:name="_Toc2819"/>
+      <w:bookmarkStart w:id="8" w:name="_Toc499"/>
+      <w:bookmarkStart w:id="9" w:name="_Toc2781"/>
       <w:r>
         <w:rPr>
           <w:rFonts w:hint="eastAsia" w:ascii="Times New Roman" w:hAnsi="Times New Roman" w:eastAsia="微软雅黑" w:cs="黑体"/>
@@ -3630,8 +3627,8 @@
       </w:pPr>
       <w:bookmarkStart w:id="10" w:name="_Toc18062_WPSOffice_Level2"/>
       <w:bookmarkStart w:id="11" w:name="_Toc3049"/>
-      <w:bookmarkStart w:id="12" w:name="_Toc10877"/>
-      <w:bookmarkStart w:id="13" w:name="_Toc11015_WPSOffice_Level2"/>
+      <w:bookmarkStart w:id="12" w:name="_Toc11015_WPSOffice_Level2"/>
+      <w:bookmarkStart w:id="13" w:name="_Toc10877"/>
       <w:bookmarkStart w:id="14" w:name="_Toc9088"/>
       <w:bookmarkStart w:id="15" w:name="_Toc23375"/>
       <w:r>
@@ -4381,7 +4378,27 @@
                 <w:szCs w:val="21"/>
                 <w:lang w:eastAsia="zh-CN"/>
               </w:rPr>
-              <w:t>{{ tip.ExonicFunc }}</w:t>
+              <w:t>{{ tip.ExonicFunc</w:t>
+            </w:r>
+            <w:r>
+              <w:rPr>
+                <w:rFonts w:hint="eastAsia" w:ascii="Times New Roman" w:hAnsi="Times New Roman" w:eastAsia="微软雅黑" w:cs="Times New Roman"/>
+                <w:sz w:val="21"/>
+                <w:szCs w:val="21"/>
+                <w:lang w:val="en-US" w:eastAsia="zh-CN"/>
+              </w:rPr>
+              <w:t>3</w:t>
+            </w:r>
+            <w:bookmarkStart w:id="42" w:name="_GoBack"/>
+            <w:bookmarkEnd w:id="42"/>
+            <w:r>
+              <w:rPr>
+                <w:rFonts w:hint="eastAsia" w:ascii="Times New Roman" w:hAnsi="Times New Roman" w:eastAsia="微软雅黑" w:cs="Times New Roman"/>
+                <w:sz w:val="21"/>
+                <w:szCs w:val="21"/>
+                <w:lang w:eastAsia="zh-CN"/>
+              </w:rPr>
+              <w:t xml:space="preserve"> }}</w:t>
             </w:r>
           </w:p>
         </w:tc>
@@ -8210,10 +8227,10 @@
           <w:lang w:val="en-US" w:eastAsia="zh-CN"/>
         </w:rPr>
       </w:pPr>
-      <w:bookmarkStart w:id="16" w:name="_Toc9387"/>
-      <w:bookmarkStart w:id="17" w:name="_Toc10223"/>
-      <w:bookmarkStart w:id="18" w:name="_Toc20034"/>
-      <w:bookmarkStart w:id="19" w:name="_Toc106719764"/>
+      <w:bookmarkStart w:id="16" w:name="_Toc20034"/>
+      <w:bookmarkStart w:id="17" w:name="_Toc9387"/>
+      <w:bookmarkStart w:id="18" w:name="_Toc106719764"/>
+      <w:bookmarkStart w:id="19" w:name="_Toc10223"/>
       <w:r>
         <w:rPr>
           <w:rFonts w:hint="eastAsia" w:ascii="微软雅黑" w:hAnsi="微软雅黑" w:eastAsia="微软雅黑" w:cs="微软雅黑"/>
@@ -8733,12 +8750,6 @@
             <w:insideV w:val="dashed" w:color="244061" w:sz="4" w:space="0"/>
           </w:tblBorders>
           <w:shd w:val="clear" w:color="auto" w:fill="auto"/>
-          <w:tblCellMar>
-            <w:top w:w="0" w:type="dxa"/>
-            <w:left w:w="108" w:type="dxa"/>
-            <w:bottom w:w="0" w:type="dxa"/>
-            <w:right w:w="108" w:type="dxa"/>
-          </w:tblCellMar>
         </w:tblPrEx>
         <w:trPr>
           <w:trHeight w:val="388" w:hRule="exact"/>
@@ -11398,10 +11409,10 @@
           <w:shd w:val="clear" w:color="auto" w:fill="17365D"/>
         </w:rPr>
       </w:pPr>
-      <w:bookmarkStart w:id="20" w:name="_Toc527112385"/>
-      <w:bookmarkStart w:id="21" w:name="_Toc25428"/>
-      <w:bookmarkStart w:id="22" w:name="_Toc534637498"/>
-      <w:bookmarkStart w:id="23" w:name="_Toc526855037"/>
+      <w:bookmarkStart w:id="20" w:name="_Toc25428"/>
+      <w:bookmarkStart w:id="21" w:name="_Toc534637498"/>
+      <w:bookmarkStart w:id="22" w:name="_Toc526855037"/>
+      <w:bookmarkStart w:id="23" w:name="_Toc527112385"/>
       <w:r>
         <w:rPr>
           <w:rFonts w:hint="eastAsia" w:ascii="微软雅黑" w:hAnsi="微软雅黑" w:eastAsia="微软雅黑" w:cs="微软雅黑"/>
@@ -11607,9 +11618,9 @@
           </w14:textFill>
         </w:rPr>
       </w:pPr>
-      <w:bookmarkStart w:id="29" w:name="_Toc18091_WPSOffice_Level3"/>
+      <w:bookmarkStart w:id="29" w:name="_Toc6931_WPSOffice_Level3"/>
       <w:bookmarkStart w:id="30" w:name="_Toc15289_WPSOffice_Level3"/>
-      <w:bookmarkStart w:id="31" w:name="_Toc6931_WPSOffice_Level3"/>
+      <w:bookmarkStart w:id="31" w:name="_Toc18091_WPSOffice_Level3"/>
       <w:r>
         <w:rPr>
           <w:rFonts w:hint="eastAsia" w:ascii="Times New Roman" w:hAnsi="Times New Roman" w:eastAsia="微软雅黑" w:cs="Times New Roman"/>
@@ -15296,8 +15307,6 @@
         </w:rPr>
         <w:t>1</w:t>
       </w:r>
-      <w:bookmarkStart w:id="42" w:name="_GoBack"/>
-      <w:bookmarkEnd w:id="42"/>
       <w:r>
         <w:rPr>
           <w:rFonts w:hint="eastAsia" w:ascii="Times New Roman" w:hAnsi="Times New Roman" w:eastAsia="微软雅黑" w:cs="Times New Roman"/>
@@ -23273,13 +23282,13 @@
           <w:lang w:val="en-US" w:eastAsia="zh-CN"/>
         </w:rPr>
       </w:pPr>
-      <w:bookmarkStart w:id="35" w:name="_Toc22484_WPSOffice_Level1"/>
+      <w:bookmarkStart w:id="35" w:name="_Toc22458"/>
       <w:bookmarkStart w:id="36" w:name="_Toc16368_WPSOffice_Level1"/>
-      <w:bookmarkStart w:id="37" w:name="_Toc28910_WPSOffice_Level1"/>
-      <w:bookmarkStart w:id="38" w:name="_Toc19099"/>
-      <w:bookmarkStart w:id="39" w:name="_Toc7549"/>
-      <w:bookmarkStart w:id="40" w:name="_Toc22458"/>
-      <w:bookmarkStart w:id="41" w:name="_Toc30533"/>
+      <w:bookmarkStart w:id="37" w:name="_Toc22484_WPSOffice_Level1"/>
+      <w:bookmarkStart w:id="38" w:name="_Toc28910_WPSOffice_Level1"/>
+      <w:bookmarkStart w:id="39" w:name="_Toc19099"/>
+      <w:bookmarkStart w:id="40" w:name="_Toc30533"/>
+      <w:bookmarkStart w:id="41" w:name="_Toc7549"/>
       <w:r>
         <w:rPr>
           <w:rFonts w:hint="eastAsia" w:ascii="微软雅黑" w:hAnsi="微软雅黑" w:eastAsia="微软雅黑" w:cs="微软雅黑"/>
